--- a/docs/HUONG_DAN_SU_DUNG.docx
+++ b/docs/HUONG_DAN_SU_DUNG.docx
@@ -25,7 +25,7 @@
         <w:rPr>
           <w:b/>
         </w:rPr>
-        <w:t>BẢN HƯỚNG DẪN SỬ DỤNG</w:t>
+        <w:t>BẢN HƯỚNG DẪN SỬ DỤNG CHI TIẾT</w:t>
       </w:r>
       <w:r/>
     </w:p>
@@ -105,99 +105,55 @@
         <w:pStyle w:val="Heading2"/>
       </w:pPr>
       <w:r>
-        <w:t>Mục Lục</w:t>
+        <w:t>MỤC LỤC</w:t>
       </w:r>
     </w:p>
     <w:p>
       <w:pPr>
-        <w:pStyle w:val="ListBullet"/>
+        <w:pStyle w:val="ListNumber"/>
       </w:pPr>
       <w:r>
-        <w:t>[GIỚI THIỆU CHUNG](#giới-thiệu-chung)</w:t>
+        <w:t>[CHƯƠNG 1: TỔNG QUAN VỀ HỆ THỐNG](#chuong-1)</w:t>
       </w:r>
     </w:p>
     <w:p>
       <w:pPr>
-        <w:pStyle w:val="ListBullet"/>
+        <w:pStyle w:val="ListNumber"/>
       </w:pPr>
       <w:r>
-        <w:t>[PHẦN 1. HƯỚNG DẪN CÀI ĐẶT](#phần-1-hướng-dẫn-cài-đặt)</w:t>
-      </w:r>
-    </w:p>
-    <w:p>
-      <w:r>
-        <w:t xml:space="preserve">  - [1.1. Yêu cầu hệ thống](#11-yêu-cầu-hệ-thống)</w:t>
-      </w:r>
-    </w:p>
-    <w:p>
-      <w:r>
-        <w:t xml:space="preserve">  - [1.2. Chuẩn bị môi trường máy chủ](#12-chuẩn-bị-môi-trường-máy-chủ)</w:t>
-      </w:r>
-    </w:p>
-    <w:p>
-      <w:r>
-        <w:t xml:space="preserve">  - [1.3. Lấy mã nguồn](#13-lấy-mã-nguồn)</w:t>
-      </w:r>
-    </w:p>
-    <w:p>
-      <w:r>
-        <w:t xml:space="preserve">  - [1.4. Cấu hình biến môi trường](#14-cấu-hình-biến-môi-trường)</w:t>
+        <w:t>[CHƯƠNG 2: HƯỚNG DẪN CÀI ĐẶT VÀ TRIỂN KHAI CHO QUẢN TRỊ VIÊN](#chuong-2)</w:t>
       </w:r>
     </w:p>
     <w:p>
       <w:pPr>
-        <w:pStyle w:val="ListBullet"/>
+        <w:pStyle w:val="ListNumber"/>
       </w:pPr>
       <w:r>
-        <w:t>[PHẦN 2. HƯỚNG DẪN TRIỂN KHAI](#phần-2-hướng-dẫn-triển-khai)</w:t>
-      </w:r>
-    </w:p>
-    <w:p>
-      <w:r>
-        <w:t xml:space="preserve">  - [2.1. Khởi tạo cơ sở dữ liệu](#21-khởi-tạo-cơ-sở-dữ-liệu)</w:t>
-      </w:r>
-    </w:p>
-    <w:p>
-      <w:r>
-        <w:t xml:space="preserve">  - [2.2. Build và khởi chạy hệ thống](#22-build-và-khởi-chạy-hệ-thống)</w:t>
-      </w:r>
-    </w:p>
-    <w:p>
-      <w:r>
-        <w:t xml:space="preserve">  - [2.3. Triển khai Hệ thống giám sát (Monitoring)](#23-triển-khai-hệ-thống-giám-sát-monitoring)</w:t>
-      </w:r>
-    </w:p>
-    <w:p>
-      <w:r>
-        <w:t xml:space="preserve">  - [2.4. Khởi chạy bộ kiểm thử tự động (CI/CD)](#24-khởi-chạy-bộ-kiểm-thử-tự-động-cicd)</w:t>
-      </w:r>
-    </w:p>
-    <w:p>
-      <w:r>
-        <w:t xml:space="preserve">  - [2.5. Xử lý các sự cố khởi động](#25-xử-lý-các-sự-cố-khởi-động)</w:t>
+        <w:t>[CHƯƠNG 3: HƯỚNG DẪN SỬ DỤNG DÀNH CHO SINH VIÊN](#chuong-3)</w:t>
       </w:r>
     </w:p>
     <w:p>
       <w:pPr>
-        <w:pStyle w:val="ListBullet"/>
+        <w:pStyle w:val="ListNumber"/>
       </w:pPr>
       <w:r>
-        <w:t>[PHẦN 3. HƯỚNG DẪN SỬ DỤNG](#phần-3-hướng-dẫn-sử-dụng)</w:t>
+        <w:t>[CHƯƠNG 4: HƯỚNG DẪN QUẢN TRỊ DÀNH CHO GIẢNG VIÊN](#chuong-4)</w:t>
       </w:r>
     </w:p>
     <w:p>
-      <w:r>
-        <w:t xml:space="preserve">  - [3.1. Hướng dẫn dành cho Sinh Viên / Người dùng](#31-hướng-dẫn-dành-cho-sinh-viên--người-dùng)</w:t>
+      <w:pPr>
+        <w:pStyle w:val="ListNumber"/>
+      </w:pPr>
+      <w:r>
+        <w:t>[CHƯƠNG 5: KIẾN TRÚC BẢO MẬT VÀ AN TOÀN HỆ THỐNG](#chuong-5)</w:t>
       </w:r>
     </w:p>
     <w:p>
-      <w:r>
-        <w:t xml:space="preserve">  - [3.2. Hướng dẫn dành cho Quản Trị Viên (Admin)](#32-hướng-dẫn-dành-cho-quản-trị-viên-admin)</w:t>
-      </w:r>
-    </w:p>
-    <w:p>
-      <w:r>
-        <w:t xml:space="preserve">  - [3.3. Các cơ chế bảo mật và tối ưu (Anti-Abuse)](#33-các-cơ-chế-bảo-mật-và-tối-ưu-anti-abuse)</w:t>
+      <w:pPr>
+        <w:pStyle w:val="ListNumber"/>
+      </w:pPr>
+      <w:r>
+        <w:t>[CHƯƠNG 6: XỬ LÝ SỰ CỐ VÀ CÂU HỎI THƯỜNG GẶP](#chuong-6)</w:t>
       </w:r>
     </w:p>
     <w:p/>
@@ -207,72 +163,17 @@
       </w:r>
     </w:p>
     <w:p/>
+    <w:p>
+      <w:r>
+        <w:t>&lt;a name="chuong-1"&gt;&lt;/a&gt;</w:t>
+      </w:r>
+    </w:p>
     <w:p>
       <w:pPr>
         <w:pStyle w:val="Heading2"/>
       </w:pPr>
       <w:r>
-        <w:t>GIỚI THIỆU CHUNG</w:t>
-      </w:r>
-    </w:p>
-    <w:p/>
-    <w:p>
-      <w:r>
-        <w:t>Tài liệu này hướng dẫn cài đặt, triển khai và sử dụng Hệ thống Quản lý Chia sẻ Thiết bị Phần cứng Từ xa (Remote Hardware Lab) - sản phẩm của đề tài “Nghiên cứu xây dựng và thử nghiệm mô hình hệ thống quản lý chia sẻ thiết bị phần cứng từ xa”, mã số ĐTNH.112/2025.</w:t>
-      </w:r>
-    </w:p>
-    <w:p/>
-    <w:p>
-      <w:r>
-        <w:t xml:space="preserve">Hệ thống được định hình là một nền tảng lập trình nhúng (PaaS) thế hệ mới theo mô hình </w:t>
-      </w:r>
-      <w:r>
-        <w:rPr>
-          <w:b/>
-        </w:rPr>
-        <w:t>AI-Native Virtual Lab</w:t>
-      </w:r>
-      <w:r>
-        <w:t xml:space="preserve">. Nền tảng cho phép người dùng viết mã, biên dịch firmware, chấm điểm bằng AI và tương tác với thiết bị thông qua trình duyệt web. Khác biệt lớn nhất của phiên bản này là kiến trúc Microservices kết hợp với </w:t>
-      </w:r>
-      <w:r>
-        <w:rPr>
-          <w:b/>
-        </w:rPr>
-        <w:t>Docker Sandboxing</w:t>
-      </w:r>
-      <w:r>
-        <w:t xml:space="preserve"> (cô lập môi trường cho từng người dùng) và hệ thống </w:t>
-      </w:r>
-      <w:r>
-        <w:rPr>
-          <w:b/>
-        </w:rPr>
-        <w:t>Multi-LLM Grader</w:t>
-      </w:r>
-      <w:r>
-        <w:t xml:space="preserve"> (Chấm điểm thông minh tự động dự phòng giữa Google Gemini, Anthropic Claude, và LLaMA/Groq).</w:t>
-      </w:r>
-    </w:p>
-    <w:p/>
-    <w:p>
-      <w:r>
-        <w:t>Hệ thống cung cấp IDE chuyên nghiệp trực tuyến, hỗ trợ Terminal và Serial Monitor thời gian thực qua giao thức Socket.IO, tự động giải phóng tài nguyên phần cứng (Garbage Collection), phân quyền an toàn, cùng với bảng theo dõi hệ thống (Prometheus/Grafana) bảo đảm vận hành ổn định. Các bo mạch mục tiêu hỗ trợ hiện tại gồm: Arduino Uno, ESP32 và ESP8266.</w:t>
-      </w:r>
-    </w:p>
-    <w:p/>
-    <w:p>
-      <w:r>
-        <w:br w:type="page"/>
-      </w:r>
-    </w:p>
-    <w:p/>
-    <w:p>
-      <w:pPr>
-        <w:pStyle w:val="Heading2"/>
-      </w:pPr>
-      <w:r>
-        <w:t>PHẦN 1. HƯỚNG DẪN CÀI ĐẶT</w:t>
+        <w:t>CHƯƠNG 1: TỔNG QUAN VỀ HỆ THỐNG</w:t>
       </w:r>
     </w:p>
     <w:p/>
@@ -281,7 +182,21 @@
         <w:pStyle w:val="Heading3"/>
       </w:pPr>
       <w:r>
-        <w:t>1.1. Yêu cầu hệ thống</w:t>
+        <w:t>1.1. Giới thiệu chung về đề tài</w:t>
+      </w:r>
+    </w:p>
+    <w:p>
+      <w:r>
+        <w:t>Tài liệu này là bản hướng dẫn sử dụng toàn diện cho "Hệ thống Quản lý Chia sẻ Thiết bị Phần cứng Từ xa" (Remote Hardware Lab). Đây là nền tảng thực hành lập trình nhúng và IoT trực tuyến (PaaS - Platform as a Service) tiên tiến được xây dựng dựa trên kiến trúc phân tán Microservices.</w:t>
+      </w:r>
+    </w:p>
+    <w:p/>
+    <w:p>
+      <w:pPr>
+        <w:pStyle w:val="Heading3"/>
+      </w:pPr>
+      <w:r>
+        <w:t>1.2. Mục tiêu và đối tượng sử dụng</w:t>
       </w:r>
     </w:p>
     <w:p>
@@ -293,10 +208,10 @@
         <w:rPr>
           <w:b/>
         </w:rPr>
-        <w:t>Máy chủ (server)</w:t>
-      </w:r>
-      <w:r>
-        <w:t>: Khuyến nghị chạy hệ điều hành Linux (Ubuntu/Debian) hoặc WSL2.</w:t>
+        <w:t>Mục tiêu:</w:t>
+      </w:r>
+      <w:r>
+        <w:t xml:space="preserve"> Xóa bỏ rào cản về cơ sở vật chất, cho phép sinh viên thực hành lập trình vi điều khiển mọi lúc, mọi nơi mà không cần mua thiết bị vật lý hoặc cài đặt các phần mềm nặng như Arduino IDE.</w:t>
       </w:r>
     </w:p>
     <w:p>
@@ -308,10 +223,44 @@
         <w:rPr>
           <w:b/>
         </w:rPr>
-        <w:t>Cấu hình phần cứng tối thiểu</w:t>
-      </w:r>
-      <w:r>
-        <w:t>: Bộ nhớ RAM từ 4GB trở lên (khuyến nghị 8GB để chạy mượt mà nhiều container cùng lúc), vi xử lý từ 4 Core.</w:t>
+        <w:t>Đối tượng:</w:t>
+      </w:r>
+      <w:r/>
+    </w:p>
+    <w:p>
+      <w:r>
+        <w:t xml:space="preserve">  </w:t>
+      </w:r>
+      <w:r>
+        <w:rPr>
+          <w:i/>
+        </w:rPr>
+        <w:t xml:space="preserve"> Sinh viên, học viên tham gia các khóa học về Vi xử lý, Vi điều khiển, IoT.</w:t>
+      </w:r>
+    </w:p>
+    <w:p>
+      <w:r>
+        <w:t xml:space="preserve">  </w:t>
+      </w:r>
+      <w:r>
+        <w:rPr>
+          <w:i/>
+        </w:rPr>
+        <w:t xml:space="preserve"> Giảng viên, quản trị viên cần quản lý hàng loạt thiết bị thực hành và đánh giá tự động bài làm của sinh viên.</w:t>
+      </w:r>
+    </w:p>
+    <w:p/>
+    <w:p>
+      <w:pPr>
+        <w:pStyle w:val="Heading3"/>
+      </w:pPr>
+      <w:r>
+        <w:t>1.3. Kiến trúc tổng thể của hệ thống</w:t>
+      </w:r>
+    </w:p>
+    <w:p>
+      <w:r>
+        <w:t>Hệ thống là sự kết hợp của các công nghệ hiện đại nhất (AI-Native Virtual Lab):</w:t>
       </w:r>
     </w:p>
     <w:p>
@@ -323,54 +272,10 @@
         <w:rPr>
           <w:b/>
         </w:rPr>
-        <w:t>Phần mềm bắt buộc</w:t>
-      </w:r>
-      <w:r>
-        <w:t>:</w:t>
-      </w:r>
-    </w:p>
-    <w:p>
-      <w:r>
-        <w:t xml:space="preserve">  </w:t>
-      </w:r>
-      <w:r>
-        <w:rPr>
-          <w:i/>
-        </w:rPr>
-        <w:t xml:space="preserve"> `Python` phiên bản 3.10 trở lên.</w:t>
-      </w:r>
-    </w:p>
-    <w:p>
-      <w:r>
-        <w:t xml:space="preserve">  </w:t>
-      </w:r>
-      <w:r>
-        <w:rPr>
-          <w:i/>
-        </w:rPr>
-        <w:t xml:space="preserve"> `Docker` và `Docker Compose` - để cô lập từng phiên làm việc (workspace).</w:t>
-      </w:r>
-    </w:p>
-    <w:p>
-      <w:r>
-        <w:t xml:space="preserve">  </w:t>
-      </w:r>
-      <w:r>
-        <w:rPr>
-          <w:i/>
-        </w:rPr>
-        <w:t xml:space="preserve"> `MySQL 8.0+` - hệ quản trị cơ sở dữ liệu.</w:t>
-      </w:r>
-    </w:p>
-    <w:p>
-      <w:r>
-        <w:t xml:space="preserve">  </w:t>
-      </w:r>
-      <w:r>
-        <w:rPr>
-          <w:i/>
-        </w:rPr>
-        <w:t xml:space="preserve"> `Arduino CLI` - công cụ biên dịch dòng lệnh cho phần cứng.</w:t>
+        <w:t>Docker Sandboxing:</w:t>
+      </w:r>
+      <w:r>
+        <w:t xml:space="preserve"> Tạo ra các môi trường thực hành độc lập (Container) cho từng sinh viên, đảm bảo sự an toàn tuyệt đối, ngăn chặn việc can thiệp hoặc truy cập chéo dữ liệu.</w:t>
       </w:r>
     </w:p>
     <w:p>
@@ -382,10 +287,40 @@
         <w:rPr>
           <w:b/>
         </w:rPr>
-        <w:t>Máy khách (client)</w:t>
-      </w:r>
-      <w:r>
-        <w:t>: Bất kỳ trình duyệt web hiện đại nào (Google Chrome 110+, Firefox, Edge) để truy cập không gian làm việc.</w:t>
+        <w:t>Multi-LLM Grader:</w:t>
+      </w:r>
+      <w:r>
+        <w:t xml:space="preserve"> Động cơ AI tự động chấm bài với sự dự phòng (Fallback) linh hoạt giữa các mô hình lớn như Google Gemini 1.5 Pro, Anthropic Claude 3.5 Sonnet và LLaMA 3. Điều này giúp phân tích độ chính xác của logic lập trình và cung cấp phản hồi chi tiết thay vì chỉ kiểm tra testcase tĩnh tĩnh.</w:t>
+      </w:r>
+    </w:p>
+    <w:p>
+      <w:pPr>
+        <w:pStyle w:val="ListBullet"/>
+      </w:pPr>
+      <w:r/>
+      <w:r>
+        <w:rPr>
+          <w:b/>
+        </w:rPr>
+        <w:t>Socket.IO:</w:t>
+      </w:r>
+      <w:r>
+        <w:t xml:space="preserve"> Giao tiếp thời gian thực, truyền tải log biên dịch, đầu ra của Serial Monitor và Terminal điều khiển với độ trễ siêu thấp.</w:t>
+      </w:r>
+    </w:p>
+    <w:p>
+      <w:pPr>
+        <w:pStyle w:val="ListBullet"/>
+      </w:pPr>
+      <w:r/>
+      <w:r>
+        <w:rPr>
+          <w:b/>
+        </w:rPr>
+        <w:t>Microservices:</w:t>
+      </w:r>
+      <w:r>
+        <w:t xml:space="preserve"> Hệ thống chia thành các module độc lập như Backend (Flask), Database (MySQL), Realtime Broker, Hardware Compiler (Arduino CLI).</w:t>
       </w:r>
     </w:p>
     <w:p/>
@@ -394,69 +329,83 @@
         <w:pStyle w:val="Heading3"/>
       </w:pPr>
       <w:r>
-        <w:t>1.2. Chuẩn bị môi trường máy chủ</w:t>
+        <w:t>1.4. Đặc tả phần cứng hỗ trợ</w:t>
       </w:r>
     </w:p>
     <w:p>
       <w:r>
-        <w:t>Đảm bảo máy chủ đã cài đặt đầy đủ các ứng dụng nền tảng. Có thể kiểm tra bằng lệnh:</w:t>
+        <w:t>Hệ thống hiện tại hỗ trợ 3 dòng vi điều khiển phổ biến nhất trong đào tạo:</w:t>
       </w:r>
     </w:p>
     <w:p>
+      <w:pPr>
+        <w:pStyle w:val="ListBullet"/>
+      </w:pPr>
+      <w:r/>
       <w:r>
         <w:rPr>
-          <w:rFonts w:ascii="Courier New" w:hAnsi="Courier New"/>
+          <w:b/>
         </w:rPr>
-        <w:t>python3 --version</w:t>
+        <w:t>Arduino Uno:</w:t>
+      </w:r>
+      <w:r>
+        <w:t xml:space="preserve"> Nền tảng học tập cơ bản với chip ATmega328P.</w:t>
       </w:r>
     </w:p>
     <w:p>
+      <w:pPr>
+        <w:pStyle w:val="ListBullet"/>
+      </w:pPr>
+      <w:r/>
       <w:r>
         <w:rPr>
-          <w:rFonts w:ascii="Courier New" w:hAnsi="Courier New"/>
+          <w:b/>
         </w:rPr>
-        <w:t>docker --version</w:t>
+        <w:t>ESP8266 (NodeMCU):</w:t>
+      </w:r>
+      <w:r>
+        <w:t xml:space="preserve"> Nền tảng cho các bài thực hành IoT cơ bản có kết nối Wi-Fi.</w:t>
       </w:r>
     </w:p>
     <w:p>
+      <w:pPr>
+        <w:pStyle w:val="ListBullet"/>
+      </w:pPr>
+      <w:r/>
       <w:r>
         <w:rPr>
-          <w:rFonts w:ascii="Courier New" w:hAnsi="Courier New"/>
+          <w:b/>
         </w:rPr>
-        <w:t>mysql --version</w:t>
+        <w:t>ESP32 (DevKit):</w:t>
+      </w:r>
+      <w:r>
+        <w:t xml:space="preserve"> Vi điều khiển mạnh mẽ cho các dự án IoT phức tạp, tích hợp Bluetooth và Wi-Fi băng tần rộng.</w:t>
+      </w:r>
+    </w:p>
+    <w:p/>
+    <w:p>
+      <w:r>
+        <w:br w:type="page"/>
+      </w:r>
+    </w:p>
+    <w:p/>
+    <w:p>
+      <w:r>
+        <w:t>&lt;a name="chuong-2"&gt;&lt;/a&gt;</w:t>
       </w:r>
     </w:p>
     <w:p>
-      <w:r>
-        <w:t xml:space="preserve">Nếu sử dụng phần cứng thật (Board mạch vật lý), cần cắm thiết bị vào cổng USB và đảm bảo máy chủ nhận diện thiết bị ở </w:t>
-      </w:r>
-      <w:r>
-        <w:rPr>
-          <w:rFonts w:ascii="Courier New" w:hAnsi="Courier New"/>
-        </w:rPr>
-        <w:t>/dev/ttyUSB</w:t>
-      </w:r>
-      <w:r>
-        <w:rPr>
-          <w:i/>
-        </w:rPr>
-        <w:t>` hoặc `/dev/ttyACM</w:t>
-      </w:r>
-      <w:r/>
-      <w:r>
-        <w:rPr>
-          <w:rFonts w:ascii="Courier New" w:hAnsi="Courier New"/>
-        </w:rPr>
-        <w:t>. Quyền truy cập các cổng này cần được gán đầy đủ (</w:t>
-      </w:r>
-      <w:r>
-        <w:t>sudo usermod -a -G dialout $USER</w:t>
-      </w:r>
-      <w:r>
-        <w:rPr>
-          <w:rFonts w:ascii="Courier New" w:hAnsi="Courier New"/>
-        </w:rPr>
-        <w:t>).</w:t>
+      <w:pPr>
+        <w:pStyle w:val="Heading2"/>
+      </w:pPr>
+      <w:r>
+        <w:t>CHƯƠNG 2: HƯỚNG DẪN CÀI ĐẶT VÀ TRIỂN KHAI CHO QUẢN TRỊ VIÊN</w:t>
+      </w:r>
+    </w:p>
+    <w:p/>
+    <w:p>
+      <w:r>
+        <w:t>Chương này hướng dẫn chi tiết cách thiết lập môi trường cho hệ thống Lab trên một máy chủ (Server).</w:t>
       </w:r>
     </w:p>
     <w:p/>
@@ -465,50 +414,72 @@
         <w:pStyle w:val="Heading3"/>
       </w:pPr>
       <w:r>
-        <w:t>1.3. Lấy mã nguồn</w:t>
+        <w:t>2.1. Yêu cầu hệ thống</w:t>
       </w:r>
     </w:p>
     <w:p>
       <w:r>
-        <w:t xml:space="preserve">Sao chép toàn bộ mã nguồn của hệ thống (từ Github hoặc USB bàn giao) vào một thư mục trên máy chủ (ví dụ: </w:t>
-      </w:r>
-      <w:r>
-        <w:rPr>
-          <w:rFonts w:ascii="Courier New" w:hAnsi="Courier New"/>
-        </w:rPr>
-        <w:t>~/remote-hardware-lab</w:t>
-      </w:r>
-      <w:r>
-        <w:t>).</w:t>
+        <w:t>Để hệ thống hoạt động trơn tru với số lượng sinh viên lớn:</w:t>
       </w:r>
     </w:p>
     <w:p>
-      <w:r>
-        <w:t>Tạo một môi trường Python ảo (Virtual Environment) và cài đặt các thư viện phụ thuộc:</w:t>
+      <w:pPr>
+        <w:pStyle w:val="ListBullet"/>
+      </w:pPr>
+      <w:r/>
+      <w:r>
+        <w:rPr>
+          <w:b/>
+        </w:rPr>
+        <w:t>Hệ điều hành:</w:t>
+      </w:r>
+      <w:r>
+        <w:t xml:space="preserve"> Khuyến nghị dùng Linux (Ubuntu 22.04 / 24.04 LTS), Debian, hoặc WSL2 trên Windows. (Bắt buộc dùng nhân Linux để tương thích tốt nhất với Docker và /dev/ttyUSB).</w:t>
       </w:r>
     </w:p>
     <w:p>
+      <w:pPr>
+        <w:pStyle w:val="ListBullet"/>
+      </w:pPr>
+      <w:r/>
       <w:r>
         <w:rPr>
-          <w:rFonts w:ascii="Courier New" w:hAnsi="Courier New"/>
+          <w:b/>
         </w:rPr>
-        <w:t>python3 -m venv venv</w:t>
+        <w:t>CPU:</w:t>
+      </w:r>
+      <w:r>
+        <w:t xml:space="preserve"> Tối thiểu 4 Cores (Khuyến nghị 8 Cores nếu số lượng sinh viên &gt; 50).</w:t>
       </w:r>
     </w:p>
     <w:p>
+      <w:pPr>
+        <w:pStyle w:val="ListBullet"/>
+      </w:pPr>
+      <w:r/>
       <w:r>
         <w:rPr>
-          <w:rFonts w:ascii="Courier New" w:hAnsi="Courier New"/>
+          <w:b/>
         </w:rPr>
-        <w:t>source venv/bin/activate</w:t>
+        <w:t>RAM:</w:t>
+      </w:r>
+      <w:r>
+        <w:t xml:space="preserve"> Tối thiểu 4 GB (Khuyến nghị 8 GB - 16 GB để duy trì hàng chục Docker Containers đồng thời).</w:t>
       </w:r>
     </w:p>
     <w:p>
+      <w:pPr>
+        <w:pStyle w:val="ListBullet"/>
+      </w:pPr>
+      <w:r/>
       <w:r>
         <w:rPr>
-          <w:rFonts w:ascii="Courier New" w:hAnsi="Courier New"/>
+          <w:b/>
         </w:rPr>
-        <w:t>pip install -r requirements.txt</w:t>
+        <w:t>Ổ cứng:</w:t>
+      </w:r>
+      <w:r>
+        <w:t xml:space="preserve"> Tối thiểu 50 GB dung lượng trống để lưu trữ Image Docker và dữ liệu Workspace của sinh viên.</w:t>
       </w:r>
     </w:p>
     <w:p/>
@@ -517,12 +488,181 @@
         <w:pStyle w:val="Heading3"/>
       </w:pPr>
       <w:r>
-        <w:t>1.4. Cấu hình biến môi trường</w:t>
+        <w:t>2.2. Chuẩn bị phần mềm nền tảng</w:t>
       </w:r>
     </w:p>
     <w:p>
       <w:r>
-        <w:t xml:space="preserve">Tại thư mục gốc của dự án, copy tệp mẫu </w:t>
+        <w:t>Các gói ứng dụng bắt buộc phải được cấu hình trên Server:</w:t>
+      </w:r>
+    </w:p>
+    <w:p>
+      <w:pPr>
+        <w:pStyle w:val="ListNumber"/>
+      </w:pPr>
+      <w:r/>
+      <w:r>
+        <w:rPr>
+          <w:b/>
+        </w:rPr>
+        <w:t>Python 3.10+</w:t>
+      </w:r>
+      <w:r>
+        <w:t>: Làm môi trường chạy Backend (Flask).</w:t>
+      </w:r>
+    </w:p>
+    <w:p>
+      <w:pPr>
+        <w:pStyle w:val="ListNumber"/>
+      </w:pPr>
+      <w:r/>
+      <w:r>
+        <w:rPr>
+          <w:b/>
+        </w:rPr>
+        <w:t>Docker &amp; Docker Compose v2</w:t>
+      </w:r>
+      <w:r>
+        <w:t>: Khởi tạo Container cho sinh viên.</w:t>
+      </w:r>
+    </w:p>
+    <w:p>
+      <w:pPr>
+        <w:pStyle w:val="ListNumber"/>
+      </w:pPr>
+      <w:r/>
+      <w:r>
+        <w:rPr>
+          <w:b/>
+        </w:rPr>
+        <w:t>MySQL 8.0</w:t>
+      </w:r>
+      <w:r>
+        <w:t>: Hệ quản trị cơ sở dữ liệu lưu trữ thông tin sinh viên và lịch sử biên dịch.</w:t>
+      </w:r>
+    </w:p>
+    <w:p>
+      <w:pPr>
+        <w:pStyle w:val="ListNumber"/>
+      </w:pPr>
+      <w:r/>
+      <w:r>
+        <w:rPr>
+          <w:b/>
+        </w:rPr>
+        <w:t>Arduino CLI</w:t>
+      </w:r>
+      <w:r>
+        <w:t>: Dành cho quá trình biên dịch firmware.</w:t>
+      </w:r>
+    </w:p>
+    <w:p/>
+    <w:p>
+      <w:pPr>
+        <w:pStyle w:val="Heading3"/>
+      </w:pPr>
+      <w:r>
+        <w:t>2.3. Lấy mã nguồn và Cấu hình môi trường</w:t>
+      </w:r>
+    </w:p>
+    <w:p>
+      <w:r/>
+      <w:r>
+        <w:rPr>
+          <w:b/>
+        </w:rPr>
+        <w:t>Bước 1:</w:t>
+      </w:r>
+      <w:r>
+        <w:t xml:space="preserve"> Clone mã nguồn từ kho lưu trữ về máy chủ.</w:t>
+      </w:r>
+    </w:p>
+    <w:p>
+      <w:r>
+        <w:rPr>
+          <w:rFonts w:ascii="Courier New" w:hAnsi="Courier New"/>
+        </w:rPr>
+        <w:t>cd ~/Desktop</w:t>
+      </w:r>
+    </w:p>
+    <w:p>
+      <w:r>
+        <w:rPr>
+          <w:rFonts w:ascii="Courier New" w:hAnsi="Courier New"/>
+        </w:rPr>
+        <w:t>git clone &lt;url_repository&gt; remote-hardware-lab</w:t>
+      </w:r>
+    </w:p>
+    <w:p>
+      <w:r>
+        <w:rPr>
+          <w:rFonts w:ascii="Courier New" w:hAnsi="Courier New"/>
+        </w:rPr>
+        <w:t>cd remote-hardware-lab</w:t>
+      </w:r>
+    </w:p>
+    <w:p/>
+    <w:p>
+      <w:r/>
+      <w:r>
+        <w:rPr>
+          <w:b/>
+        </w:rPr>
+        <w:t>Bước 2:</w:t>
+      </w:r>
+      <w:r>
+        <w:t xml:space="preserve"> Cài đặt môi trường Python ảo.</w:t>
+      </w:r>
+    </w:p>
+    <w:p>
+      <w:r>
+        <w:rPr>
+          <w:rFonts w:ascii="Courier New" w:hAnsi="Courier New"/>
+        </w:rPr>
+        <w:t>python3 -m venv venv</w:t>
+      </w:r>
+    </w:p>
+    <w:p>
+      <w:r>
+        <w:rPr>
+          <w:rFonts w:ascii="Courier New" w:hAnsi="Courier New"/>
+        </w:rPr>
+        <w:t>source venv/bin/activate</w:t>
+      </w:r>
+    </w:p>
+    <w:p>
+      <w:r>
+        <w:rPr>
+          <w:rFonts w:ascii="Courier New" w:hAnsi="Courier New"/>
+        </w:rPr>
+        <w:t>pip install -r requirements.txt</w:t>
+      </w:r>
+    </w:p>
+    <w:p/>
+    <w:p>
+      <w:r/>
+      <w:r>
+        <w:rPr>
+          <w:b/>
+        </w:rPr>
+        <w:t>Bước 3:</w:t>
+      </w:r>
+      <w:r>
+        <w:t xml:space="preserve"> Khai báo cấu hình hệ thống bằng tệp </w:t>
+      </w:r>
+      <w:r>
+        <w:rPr>
+          <w:rFonts w:ascii="Courier New" w:hAnsi="Courier New"/>
+        </w:rPr>
+        <w:t>.env</w:t>
+      </w:r>
+      <w:r>
+        <w:t>.</w:t>
+      </w:r>
+    </w:p>
+    <w:p>
+      <w:r>
+        <w:t xml:space="preserve">Copy tệp mẫu </w:t>
       </w:r>
       <w:r>
         <w:rPr>
@@ -531,7 +671,7 @@
         <w:t>.env.example</w:t>
       </w:r>
       <w:r>
-        <w:t xml:space="preserve"> thành </w:t>
+        <w:t xml:space="preserve"> và đặt tên thành </w:t>
       </w:r>
       <w:r>
         <w:rPr>
@@ -540,29 +680,7 @@
         <w:t>.env</w:t>
       </w:r>
       <w:r>
-        <w:t>:</w:t>
-      </w:r>
-    </w:p>
-    <w:p>
-      <w:r>
-        <w:rPr>
-          <w:rFonts w:ascii="Courier New" w:hAnsi="Courier New"/>
-        </w:rPr>
-        <w:t>cp .env.example .env</w:t>
-      </w:r>
-    </w:p>
-    <w:p>
-      <w:r>
-        <w:t xml:space="preserve">Mở tệp </w:t>
-      </w:r>
-      <w:r>
-        <w:rPr>
-          <w:rFonts w:ascii="Courier New" w:hAnsi="Courier New"/>
-        </w:rPr>
-        <w:t>.env</w:t>
-      </w:r>
-      <w:r>
-        <w:t xml:space="preserve"> và chỉnh sửa các tham số quan trọng:</w:t>
+        <w:t>. Điền đầy đủ các thông số:</w:t>
       </w:r>
     </w:p>
     <w:p>
@@ -577,7 +695,327 @@
         <w:t>FLASK_SECRET_KEY</w:t>
       </w:r>
       <w:r>
-        <w:t>: Khóa bảo mật ngẫu nhiên cho Flask (dùng để mã hóa session cookie).</w:t>
+        <w:t xml:space="preserve">: Khóa ngẫu nhiên (Ví dụ: </w:t>
+      </w:r>
+      <w:r>
+        <w:rPr>
+          <w:rFonts w:ascii="Courier New" w:hAnsi="Courier New"/>
+        </w:rPr>
+        <w:t>openssl rand -hex 32</w:t>
+      </w:r>
+      <w:r>
+        <w:t>) dùng để ký mã hóa phiên đăng nhập.</w:t>
+      </w:r>
+    </w:p>
+    <w:p>
+      <w:pPr>
+        <w:pStyle w:val="ListBullet"/>
+      </w:pPr>
+      <w:r>
+        <w:t xml:space="preserve">Thông số MySQL: </w:t>
+      </w:r>
+      <w:r>
+        <w:rPr>
+          <w:rFonts w:ascii="Courier New" w:hAnsi="Courier New"/>
+        </w:rPr>
+        <w:t>MYSQL_HOST=localhost</w:t>
+      </w:r>
+      <w:r>
+        <w:t xml:space="preserve">, </w:t>
+      </w:r>
+      <w:r>
+        <w:rPr>
+          <w:rFonts w:ascii="Courier New" w:hAnsi="Courier New"/>
+        </w:rPr>
+        <w:t>MYSQL_USER=root</w:t>
+      </w:r>
+      <w:r>
+        <w:t xml:space="preserve">, </w:t>
+      </w:r>
+      <w:r>
+        <w:rPr>
+          <w:rFonts w:ascii="Courier New" w:hAnsi="Courier New"/>
+        </w:rPr>
+        <w:t>MYSQL_PASSWORD=MatKhauBaoMat</w:t>
+      </w:r>
+      <w:r>
+        <w:t xml:space="preserve">, </w:t>
+      </w:r>
+      <w:r>
+        <w:rPr>
+          <w:rFonts w:ascii="Courier New" w:hAnsi="Courier New"/>
+        </w:rPr>
+        <w:t>MYSQL_DATABASE=remote_lab</w:t>
+      </w:r>
+      <w:r>
+        <w:t>.</w:t>
+      </w:r>
+    </w:p>
+    <w:p>
+      <w:pPr>
+        <w:pStyle w:val="ListBullet"/>
+      </w:pPr>
+      <w:r>
+        <w:t xml:space="preserve">Tham số AI: Bổ sung </w:t>
+      </w:r>
+      <w:r>
+        <w:rPr>
+          <w:rFonts w:ascii="Courier New" w:hAnsi="Courier New"/>
+        </w:rPr>
+        <w:t>GEMINI_API_KEY</w:t>
+      </w:r>
+      <w:r>
+        <w:t xml:space="preserve"> (Lấy từ Google AI Studio) và </w:t>
+      </w:r>
+      <w:r>
+        <w:rPr>
+          <w:rFonts w:ascii="Courier New" w:hAnsi="Courier New"/>
+        </w:rPr>
+        <w:t>GROQ_API_KEY</w:t>
+      </w:r>
+      <w:r>
+        <w:t xml:space="preserve"> (Lấy từ Groq Console).</w:t>
+      </w:r>
+    </w:p>
+    <w:p/>
+    <w:p>
+      <w:pPr>
+        <w:pStyle w:val="Heading3"/>
+      </w:pPr>
+      <w:r>
+        <w:t>2.4. Build và khởi chạy hệ thống</w:t>
+      </w:r>
+    </w:p>
+    <w:p>
+      <w:r/>
+      <w:r>
+        <w:rPr>
+          <w:b/>
+        </w:rPr>
+        <w:t>Cách 1: Khởi chạy bằng Docker Compose (Khuyên dùng cho Production)</w:t>
+      </w:r>
+      <w:r/>
+    </w:p>
+    <w:p>
+      <w:r>
+        <w:t>Hệ thống đã được đóng gói sẵn để tự động liên kết các thành phần:</w:t>
+      </w:r>
+    </w:p>
+    <w:p>
+      <w:r>
+        <w:rPr>
+          <w:rFonts w:ascii="Courier New" w:hAnsi="Courier New"/>
+        </w:rPr>
+        <w:t>docker compose up -d --build</w:t>
+      </w:r>
+    </w:p>
+    <w:p>
+      <w:r>
+        <w:t>Lệnh này sẽ khởi động Nginx (Cổng 80), Backend (Cổng 5000), MySQL (Cổng 3306), Frontend (Cổng 3000), Hardware Broker (Cổng 8000) và Compiler (Cổng 9000).</w:t>
+      </w:r>
+    </w:p>
+    <w:p/>
+    <w:p>
+      <w:r/>
+      <w:r>
+        <w:rPr>
+          <w:b/>
+        </w:rPr>
+        <w:t>Cách 2: Khởi chạy thủ công ở chế độ Phát triển (Dev Mode)</w:t>
+      </w:r>
+      <w:r/>
+    </w:p>
+    <w:p>
+      <w:r>
+        <w:t>Đảm bảo dịch vụ MySQL đang chạy.</w:t>
+      </w:r>
+    </w:p>
+    <w:p>
+      <w:r>
+        <w:rPr>
+          <w:rFonts w:ascii="Courier New" w:hAnsi="Courier New"/>
+        </w:rPr>
+        <w:t>source venv/bin/activate</w:t>
+      </w:r>
+    </w:p>
+    <w:p>
+      <w:r>
+        <w:rPr>
+          <w:rFonts w:ascii="Courier New" w:hAnsi="Courier New"/>
+        </w:rPr>
+        <w:t>python app.py</w:t>
+      </w:r>
+    </w:p>
+    <w:p>
+      <w:r>
+        <w:t xml:space="preserve">Server Flask cùng eventlet (hỗ trợ Socket) sẽ bắt đầu lắng nghe tại cổng </w:t>
+      </w:r>
+      <w:r>
+        <w:rPr>
+          <w:rFonts w:ascii="Courier New" w:hAnsi="Courier New"/>
+        </w:rPr>
+        <w:t>5000</w:t>
+      </w:r>
+      <w:r>
+        <w:t>.</w:t>
+      </w:r>
+    </w:p>
+    <w:p/>
+    <w:p>
+      <w:pPr>
+        <w:pStyle w:val="Heading3"/>
+      </w:pPr>
+      <w:r>
+        <w:t>2.5. Xử lý phần cứng và cổng nối tiếp (COM Port)</w:t>
+      </w:r>
+    </w:p>
+    <w:p>
+      <w:r>
+        <w:t xml:space="preserve">Khi cắm bo mạch ESP32 / Arduino vào cổng USB trên máy chủ, Linux thường gán chúng vào </w:t>
+      </w:r>
+      <w:r>
+        <w:rPr>
+          <w:rFonts w:ascii="Courier New" w:hAnsi="Courier New"/>
+        </w:rPr>
+        <w:t>/dev/ttyUSB0</w:t>
+      </w:r>
+      <w:r>
+        <w:t xml:space="preserve"> hoặc </w:t>
+      </w:r>
+      <w:r>
+        <w:rPr>
+          <w:rFonts w:ascii="Courier New" w:hAnsi="Courier New"/>
+        </w:rPr>
+        <w:t>/dev/ttyACM0</w:t>
+      </w:r>
+      <w:r>
+        <w:t>. Để ứng dụng đọc/ghi xuống phần cứng:</w:t>
+      </w:r>
+    </w:p>
+    <w:p>
+      <w:r>
+        <w:rPr>
+          <w:rFonts w:ascii="Courier New" w:hAnsi="Courier New"/>
+        </w:rPr>
+        <w:t>sudo usermod -a -G dialout $USER</w:t>
+      </w:r>
+    </w:p>
+    <w:p>
+      <w:r>
+        <w:rPr>
+          <w:rFonts w:ascii="Courier New" w:hAnsi="Courier New"/>
+        </w:rPr>
+        <w:t>sudo chmod 666 /dev/ttyUSB0</w:t>
+      </w:r>
+    </w:p>
+    <w:p>
+      <w:r/>
+      <w:r>
+        <w:rPr>
+          <w:i/>
+        </w:rPr>
+        <w:t>(Nếu dùng máy ảo VirtualBox, hãy chắc chắn đã bật USB Passthrough từ máy Host).</w:t>
+      </w:r>
+      <w:r/>
+    </w:p>
+    <w:p/>
+    <w:p>
+      <w:r>
+        <w:br w:type="page"/>
+      </w:r>
+    </w:p>
+    <w:p/>
+    <w:p>
+      <w:r>
+        <w:t>&lt;a name="chuong-3"&gt;&lt;/a&gt;</w:t>
+      </w:r>
+    </w:p>
+    <w:p>
+      <w:pPr>
+        <w:pStyle w:val="Heading2"/>
+      </w:pPr>
+      <w:r>
+        <w:t>CHƯƠNG 3: HƯỚNG DẪN SỬ DỤNG DÀNH CHO SINH VIÊN</w:t>
+      </w:r>
+    </w:p>
+    <w:p/>
+    <w:p>
+      <w:r>
+        <w:t>Đây là hướng dẫn chi tiết dành cho đối tượng người học khi sử dụng hệ thống để lập trình vi điều khiển.</w:t>
+      </w:r>
+    </w:p>
+    <w:p/>
+    <w:p>
+      <w:pPr>
+        <w:pStyle w:val="Heading3"/>
+      </w:pPr>
+      <w:r>
+        <w:t>3.1. Đăng nhập hệ thống</w:t>
+      </w:r>
+    </w:p>
+    <w:p>
+      <w:pPr>
+        <w:pStyle w:val="ListNumber"/>
+      </w:pPr>
+      <w:r>
+        <w:t>Mở trình duyệt Web (Chrome / Firefox / Edge).</w:t>
+      </w:r>
+    </w:p>
+    <w:p>
+      <w:pPr>
+        <w:pStyle w:val="ListNumber"/>
+      </w:pPr>
+      <w:r>
+        <w:t xml:space="preserve">Nhập đường dẫn được giảng viên cung cấp (Ví dụ: </w:t>
+      </w:r>
+      <w:r>
+        <w:rPr>
+          <w:rFonts w:ascii="Courier New" w:hAnsi="Courier New"/>
+        </w:rPr>
+        <w:t>http://lab.epu.edu.vn</w:t>
+      </w:r>
+      <w:r>
+        <w:t xml:space="preserve"> hoặc địa chỉ IP).</w:t>
+      </w:r>
+    </w:p>
+    <w:p>
+      <w:pPr>
+        <w:pStyle w:val="ListNumber"/>
+      </w:pPr>
+      <w:r>
+        <w:t xml:space="preserve">Tại giao diện Đăng nhập, nhập </w:t>
+      </w:r>
+      <w:r>
+        <w:rPr>
+          <w:rFonts w:ascii="Courier New" w:hAnsi="Courier New"/>
+        </w:rPr>
+        <w:t>Tên tài khoản</w:t>
+      </w:r>
+      <w:r>
+        <w:t xml:space="preserve"> và </w:t>
+      </w:r>
+      <w:r>
+        <w:rPr>
+          <w:rFonts w:ascii="Courier New" w:hAnsi="Courier New"/>
+        </w:rPr>
+        <w:t>Mật khẩu</w:t>
+      </w:r>
+      <w:r>
+        <w:t>. Hệ thống hỗ trợ phân quyền tự động, nếu bạn là sinh viên, bạn sẽ được chuyển đến Bảng điều khiển (User Dashboard).</w:t>
+      </w:r>
+    </w:p>
+    <w:p/>
+    <w:p>
+      <w:pPr>
+        <w:pStyle w:val="Heading3"/>
+      </w:pPr>
+      <w:r>
+        <w:t>3.2. Quản lý dự án (Workspace)</w:t>
+      </w:r>
+    </w:p>
+    <w:p>
+      <w:r>
+        <w:t>Ngay khi truy cập, hệ thống sẽ cấp cho bạn một "Không gian làm việc" (Workspace). Thực chất đằng sau đó, hệ thống đang cấp phát cho bạn một Sandbox (Docker Container) có đầy đủ hệ điều hành và thư viện C/C++ cần thiết.</w:t>
       </w:r>
     </w:p>
     <w:p>
@@ -587,39 +1025,21 @@
       <w:r/>
       <w:r>
         <w:rPr>
-          <w:rFonts w:ascii="Courier New" w:hAnsi="Courier New"/>
+          <w:b/>
         </w:rPr>
-        <w:t>MYSQL_HOST</w:t>
-      </w:r>
-      <w:r>
-        <w:t xml:space="preserve">, </w:t>
+        <w:t>Tạo File mới:</w:t>
+      </w:r>
+      <w:r>
+        <w:t xml:space="preserve"> Nhấn vào biểu tượng dấu cộng (Add file) tại cây thư mục bên trái, nhập tên tập tin ví dụ: </w:t>
       </w:r>
       <w:r>
         <w:rPr>
           <w:rFonts w:ascii="Courier New" w:hAnsi="Courier New"/>
         </w:rPr>
-        <w:t>MYSQL_USER</w:t>
-      </w:r>
-      <w:r>
-        <w:t xml:space="preserve">, </w:t>
-      </w:r>
-      <w:r>
-        <w:rPr>
-          <w:rFonts w:ascii="Courier New" w:hAnsi="Courier New"/>
-        </w:rPr>
-        <w:t>MYSQL_PASSWORD</w:t>
-      </w:r>
-      <w:r>
-        <w:t xml:space="preserve">, </w:t>
-      </w:r>
-      <w:r>
-        <w:rPr>
-          <w:rFonts w:ascii="Courier New" w:hAnsi="Courier New"/>
-        </w:rPr>
-        <w:t>MYSQL_DATABASE</w:t>
-      </w:r>
-      <w:r>
-        <w:t>: Cấu hình kết nối tới MySQL.</w:t>
+        <w:t>main.ino</w:t>
+      </w:r>
+      <w:r>
+        <w:t>.</w:t>
       </w:r>
     </w:p>
     <w:p>
@@ -629,12 +1049,64 @@
       <w:r/>
       <w:r>
         <w:rPr>
+          <w:b/>
+        </w:rPr>
+        <w:t>Cấu trúc thư mục:</w:t>
+      </w:r>
+      <w:r>
+        <w:t xml:space="preserve"> Bạn có thể tự tạo các thư mục để chứa thư viện riêng.</w:t>
+      </w:r>
+    </w:p>
+    <w:p/>
+    <w:p>
+      <w:pPr>
+        <w:pStyle w:val="Heading3"/>
+      </w:pPr>
+      <w:r>
+        <w:t>3.3. Soạn thảo mã nguồn trên Cloud IDE</w:t>
+      </w:r>
+    </w:p>
+    <w:p>
+      <w:pPr>
+        <w:pStyle w:val="ListBullet"/>
+      </w:pPr>
+      <w:r>
+        <w:t>Giao diện IDE tích hợp sẵn công nghệ của Monaco Editor (Cùng nền tảng với VS Code), hỗ trợ tô sáng cú pháp (Syntax highlighting), tự động thụt lề và tự động đóng ngoặc.</w:t>
+      </w:r>
+    </w:p>
+    <w:p>
+      <w:pPr>
+        <w:pStyle w:val="ListBullet"/>
+      </w:pPr>
+      <w:r>
+        <w:t xml:space="preserve">Bạn có thể sử dụng các hàm phổ biến của Arduino như </w:t>
+      </w:r>
+      <w:r>
+        <w:rPr>
           <w:rFonts w:ascii="Courier New" w:hAnsi="Courier New"/>
         </w:rPr>
-        <w:t>GEMINI_API_KEY</w:t>
-      </w:r>
-      <w:r>
-        <w:t>: API Key để kết nối với Google Gemini AI.</w:t>
+        <w:t>setup()</w:t>
+      </w:r>
+      <w:r>
+        <w:t xml:space="preserve">, </w:t>
+      </w:r>
+      <w:r>
+        <w:rPr>
+          <w:rFonts w:ascii="Courier New" w:hAnsi="Courier New"/>
+        </w:rPr>
+        <w:t>loop()</w:t>
+      </w:r>
+      <w:r>
+        <w:t xml:space="preserve">, hay chèn thêm </w:t>
+      </w:r>
+      <w:r>
+        <w:rPr>
+          <w:rFonts w:ascii="Courier New" w:hAnsi="Courier New"/>
+        </w:rPr>
+        <w:t>#include &lt;WiFi.h&gt;</w:t>
+      </w:r>
+      <w:r>
+        <w:t>.</w:t>
       </w:r>
     </w:p>
     <w:p>
@@ -644,44 +1116,21 @@
       <w:r/>
       <w:r>
         <w:rPr>
-          <w:rFonts w:ascii="Courier New" w:hAnsi="Courier New"/>
+          <w:b/>
         </w:rPr>
-        <w:t>GROQ_API_KEY</w:t>
-      </w:r>
-      <w:r>
-        <w:t>: API Key kết nối với LLaMA 3 qua Groq (cho tính năng chấm điểm tốc độ cao).</w:t>
-      </w:r>
-    </w:p>
-    <w:p>
-      <w:pPr>
-        <w:pStyle w:val="ListBullet"/>
-      </w:pPr>
-      <w:r>
-        <w:t xml:space="preserve">LƯU Ý: Đảm bảo bảo mật tuyệt đối, không công khai tệp </w:t>
+        <w:t>Lưu bài:</w:t>
+      </w:r>
+      <w:r>
+        <w:t xml:space="preserve"> Bấm tổ hợp phím </w:t>
       </w:r>
       <w:r>
         <w:rPr>
           <w:rFonts w:ascii="Courier New" w:hAnsi="Courier New"/>
         </w:rPr>
-        <w:t>.env</w:t>
-      </w:r>
-      <w:r>
-        <w:t xml:space="preserve"> này lên Internet.</w:t>
-      </w:r>
-    </w:p>
-    <w:p/>
-    <w:p>
-      <w:r>
-        <w:br w:type="page"/>
-      </w:r>
-    </w:p>
-    <w:p/>
-    <w:p>
-      <w:pPr>
-        <w:pStyle w:val="Heading2"/>
-      </w:pPr>
-      <w:r>
-        <w:t>PHẦN 2. HƯỚNG DẪN TRIỂN KHAI</w:t>
+        <w:t>Ctrl + S</w:t>
+      </w:r>
+      <w:r>
+        <w:t>. Trạng thái lưu sẽ báo xanh ở góc phải.</w:t>
       </w:r>
     </w:p>
     <w:p/>
@@ -690,48 +1139,71 @@
         <w:pStyle w:val="Heading3"/>
       </w:pPr>
       <w:r>
-        <w:t>2.1. Khởi tạo cơ sở dữ liệu</w:t>
+        <w:t>3.4. Biên dịch Firmware (Compile)</w:t>
       </w:r>
     </w:p>
     <w:p>
       <w:r>
-        <w:t xml:space="preserve">Hệ thống sử dụng module </w:t>
+        <w:t>Sau khi hoàn thành đoạn code:</w:t>
+      </w:r>
+    </w:p>
+    <w:p>
+      <w:pPr>
+        <w:pStyle w:val="ListNumber"/>
+      </w:pPr>
+      <w:r>
+        <w:t xml:space="preserve">Bạn nhấn nút </w:t>
+      </w:r>
+      <w:r>
+        <w:rPr>
+          <w:b/>
+        </w:rPr>
+        <w:t>Biên dịch</w:t>
+      </w:r>
+      <w:r>
+        <w:t xml:space="preserve"> (Compile) màu xanh lam.</w:t>
+      </w:r>
+    </w:p>
+    <w:p>
+      <w:pPr>
+        <w:pStyle w:val="ListNumber"/>
+      </w:pPr>
+      <w:r>
+        <w:t>Trình biên dịch (Compiler Service) trên Server sẽ được gọi.</w:t>
+      </w:r>
+    </w:p>
+    <w:p>
+      <w:pPr>
+        <w:pStyle w:val="ListNumber"/>
+      </w:pPr>
+      <w:r>
+        <w:t>Cửa sổ Log (Output) bên dưới sẽ nhảy theo thời gian thực để báo cáo tiến trình.</w:t>
+      </w:r>
+    </w:p>
+    <w:p>
+      <w:pPr>
+        <w:pStyle w:val="ListNumber"/>
+      </w:pPr>
+      <w:r>
+        <w:t xml:space="preserve">Nếu có lỗi (Ví dụ thiếu dấu </w:t>
       </w:r>
       <w:r>
         <w:rPr>
           <w:rFonts w:ascii="Courier New" w:hAnsi="Courier New"/>
         </w:rPr>
-        <w:t>config.init_db()</w:t>
-      </w:r>
-      <w:r>
-        <w:t xml:space="preserve"> để tự động ánh xạ cấu trúc (schema) mỗi khi ứng dụng khởi chạy.</w:t>
-      </w:r>
-    </w:p>
-    <w:p>
-      <w:r>
-        <w:t>Đảm bảo Service MySQL trên Ubuntu đang chạy:</w:t>
-      </w:r>
-    </w:p>
-    <w:p>
+        <w:t>;</w:t>
+      </w:r>
+      <w:r>
+        <w:t xml:space="preserve">), Log sẽ báo lỗi màu đỏ kèm theo vị trí dòng bị lỗi để bạn sửa lại. Nếu thành công, mã nhị phân </w:t>
+      </w:r>
       <w:r>
         <w:rPr>
           <w:rFonts w:ascii="Courier New" w:hAnsi="Courier New"/>
         </w:rPr>
-        <w:t>sudo systemctl start mysql</w:t>
-      </w:r>
-    </w:p>
-    <w:p>
-      <w:r>
-        <w:t xml:space="preserve">Các bảng người dùng và bài tập sẽ tự động được tạo ra (nếu chưa có). Nếu cần cài đặt cấu hình mặc định ban đầu cho Admin, có thể chạy trực tiếp các script setup trong thư mục </w:t>
-      </w:r>
-      <w:r>
-        <w:rPr>
-          <w:rFonts w:ascii="Courier New" w:hAnsi="Courier New"/>
-        </w:rPr>
-        <w:t>scripts/</w:t>
-      </w:r>
-      <w:r>
-        <w:t xml:space="preserve"> (nếu có).</w:t>
+        <w:t>.bin</w:t>
+      </w:r>
+      <w:r>
+        <w:t xml:space="preserve"> sẽ được lưu trữ tự động.</w:t>
       </w:r>
     </w:p>
     <w:p/>
@@ -740,82 +1212,105 @@
         <w:pStyle w:val="Heading3"/>
       </w:pPr>
       <w:r>
-        <w:t>2.2. Build và khởi chạy hệ thống</w:t>
+        <w:t>3.5. Chấm điểm thông minh bằng AI</w:t>
       </w:r>
     </w:p>
     <w:p>
       <w:r>
-        <w:t>Có hai cách để chạy hệ thống, chế độ Dev hoặc Production:</w:t>
+        <w:t>Thay vì phải gặp giảng viên để kiểm tra bài:</w:t>
       </w:r>
     </w:p>
-    <w:p/>
     <w:p>
-      <w:r/>
+      <w:pPr>
+        <w:pStyle w:val="ListNumber"/>
+      </w:pPr>
+      <w:r>
+        <w:t xml:space="preserve">Nhấn nút </w:t>
+      </w:r>
       <w:r>
         <w:rPr>
           <w:b/>
         </w:rPr>
-        <w:t>Chế độ thông thường (Local/Dev):</w:t>
-      </w:r>
-      <w:r/>
+        <w:t>Chấm bằng AI</w:t>
+      </w:r>
+      <w:r>
+        <w:t xml:space="preserve"> (Evaluate by AI Grader).</w:t>
+      </w:r>
     </w:p>
     <w:p>
-      <w:r>
-        <w:rPr>
-          <w:rFonts w:ascii="Courier New" w:hAnsi="Courier New"/>
-        </w:rPr>
-        <w:t>source venv/bin/activate</w:t>
+      <w:pPr>
+        <w:pStyle w:val="ListNumber"/>
+      </w:pPr>
+      <w:r>
+        <w:t>Hệ thống sẽ kết nối với các mô hình Trí tuệ Nhân tạo mạnh nhất thế giới để đọc hiểu đoạn code của bạn.</w:t>
       </w:r>
     </w:p>
     <w:p>
-      <w:r>
-        <w:rPr>
-          <w:rFonts w:ascii="Courier New" w:hAnsi="Courier New"/>
-        </w:rPr>
-        <w:t>python app.py</w:t>
+      <w:pPr>
+        <w:pStyle w:val="ListNumber"/>
+      </w:pPr>
+      <w:r>
+        <w:t>AI sẽ trả về:</w:t>
       </w:r>
     </w:p>
     <w:p>
       <w:r>
-        <w:t xml:space="preserve">Server sẽ tự động khởi động tại địa chỉ: </w:t>
+        <w:t xml:space="preserve">   </w:t>
       </w:r>
       <w:r>
         <w:rPr>
-          <w:rFonts w:ascii="Courier New" w:hAnsi="Courier New"/>
+          <w:i/>
         </w:rPr>
-        <w:t>http://127.0.0.1:5000</w:t>
-      </w:r>
-      <w:r>
-        <w:t xml:space="preserve"> với chế độ hỗ trợ Socket.IO đầy đủ (qua thư viện eventlet). Hệ thống cũng tích hợp cơ chế Garbage Collection ngay lúc khởi động.</w:t>
-      </w:r>
-    </w:p>
-    <w:p/>
-    <w:p>
-      <w:r/>
+        <w:t xml:space="preserve"> </w:t>
+      </w:r>
       <w:r>
         <w:rPr>
           <w:b/>
         </w:rPr>
-        <w:t>Chế độ Vùng chứa (Docker/Production):</w:t>
-      </w:r>
-      <w:r/>
+        <w:t>Điểm số đánh giá (0-10):</w:t>
+      </w:r>
+      <w:r>
+        <w:t xml:space="preserve"> Dựa trên yêu cầu của bài thực hành.</w:t>
+      </w:r>
     </w:p>
     <w:p>
       <w:r>
-        <w:t>Nếu chạy qua Docker Compose, sử dụng lệnh:</w:t>
+        <w:t xml:space="preserve">   </w:t>
+      </w:r>
+      <w:r>
+        <w:rPr>
+          <w:i/>
+        </w:rPr>
+        <w:t xml:space="preserve"> </w:t>
+      </w:r>
+      <w:r>
+        <w:rPr>
+          <w:b/>
+        </w:rPr>
+        <w:t>Phân tích chi tiết:</w:t>
+      </w:r>
+      <w:r>
+        <w:t xml:space="preserve"> Giải thích đoạn code của bạn hoạt động thế nào, tìm ra những điểm yếu (Memory leak, code thừa).</w:t>
       </w:r>
     </w:p>
     <w:p>
       <w:r>
+        <w:t xml:space="preserve">   </w:t>
+      </w:r>
+      <w:r>
         <w:rPr>
-          <w:rFonts w:ascii="Courier New" w:hAnsi="Courier New"/>
+          <w:i/>
         </w:rPr>
-        <w:t>docker compose up -d --build</w:t>
-      </w:r>
-    </w:p>
-    <w:p>
-      <w:r>
-        <w:t>Hệ thống sẽ chạy nền các dịch vụ Backend, Database, Frontend và cấu hình Nginx riêng rẽ.</w:t>
+        <w:t xml:space="preserve"> </w:t>
+      </w:r>
+      <w:r>
+        <w:rPr>
+          <w:b/>
+        </w:rPr>
+        <w:t>Gợi ý sửa lỗi:</w:t>
+      </w:r>
+      <w:r>
+        <w:t xml:space="preserve"> Đưa ra đoạn code chuẩn xác hơn để sinh viên tham khảo.</w:t>
       </w:r>
     </w:p>
     <w:p/>
@@ -824,26 +1319,12 @@
         <w:pStyle w:val="Heading3"/>
       </w:pPr>
       <w:r>
-        <w:t>2.3. Triển khai Hệ thống giám sát (Monitoring)</w:t>
+        <w:t>3.6. Nạp Firmware (Flash) và Tương tác thiết bị (Serial)</w:t>
       </w:r>
     </w:p>
     <w:p>
       <w:r>
-        <w:t xml:space="preserve">Hệ thống được tích hợp sẵn endpoint thu thập metric tại địa chỉ </w:t>
-      </w:r>
-      <w:r>
-        <w:rPr>
-          <w:rFonts w:ascii="Courier New" w:hAnsi="Courier New"/>
-        </w:rPr>
-        <w:t>http://localhost:5000/metrics</w:t>
-      </w:r>
-      <w:r>
-        <w:t>.</w:t>
-      </w:r>
-    </w:p>
-    <w:p>
-      <w:r>
-        <w:t>Để theo dõi tình trạng server, RAM, CPU, thời gian phản hồi (latency) và tần suất sử dụng API của người dùng:</w:t>
+        <w:t>Nếu Server được cắm sẵn thiết bị thực:</w:t>
       </w:r>
     </w:p>
     <w:p>
@@ -851,7 +1332,16 @@
         <w:pStyle w:val="ListNumber"/>
       </w:pPr>
       <w:r>
-        <w:t>Chạy dịch vụ Prometheus (nhắm vào endpoint trên).</w:t>
+        <w:t xml:space="preserve">Bấm nút </w:t>
+      </w:r>
+      <w:r>
+        <w:rPr>
+          <w:b/>
+        </w:rPr>
+        <w:t>Nạp (Flash)</w:t>
+      </w:r>
+      <w:r>
+        <w:t>.</w:t>
       </w:r>
     </w:p>
     <w:p>
@@ -859,21 +1349,76 @@
         <w:pStyle w:val="ListNumber"/>
       </w:pPr>
       <w:r>
-        <w:t>Chạy Grafana và kết nối với dữ liệu trả về từ Prometheus để trực quan hóa.</w:t>
+        <w:t>Một hộp thoại hiện ra, bạn cần chọn loại Vi điều khiển (ESP32/Arduino) tương ứng với bài tập.</w:t>
       </w:r>
     </w:p>
     <w:p>
-      <w:r>
-        <w:t xml:space="preserve">(Xem thêm tài liệu chi tiết tại </w:t>
+      <w:pPr>
+        <w:pStyle w:val="ListNumber"/>
+      </w:pPr>
+      <w:r>
+        <w:t>Bấm xác nhận. Thanh tiến trình sẽ chạy từ 0% đến 100% khi hệ thống đang đẩy mã nhị phân xuống phần cứng từ xa qua hàng đợi (Queue FIFO).</w:t>
+      </w:r>
+    </w:p>
+    <w:p>
+      <w:pPr>
+        <w:pStyle w:val="ListNumber"/>
+      </w:pPr>
+      <w:r>
+        <w:t xml:space="preserve">Ngay khi nạp xong, cửa sổ </w:t>
+      </w:r>
+      <w:r>
+        <w:rPr>
+          <w:b/>
+        </w:rPr>
+        <w:t>Serial Monitor</w:t>
+      </w:r>
+      <w:r>
+        <w:t xml:space="preserve"> mở ra. Bạn có thể xem log </w:t>
       </w:r>
       <w:r>
         <w:rPr>
           <w:rFonts w:ascii="Courier New" w:hAnsi="Courier New"/>
         </w:rPr>
-        <w:t>docs/2026-05-22_Bao_Cao_Phat_Trien_Grafana_Monitoring.md</w:t>
-      </w:r>
-      <w:r>
-        <w:t>).</w:t>
+        <w:t>Serial.print()</w:t>
+      </w:r>
+      <w:r>
+        <w:t xml:space="preserve"> của thiết bị in ra, và có ô nhập lệnh để gửi ngược lại </w:t>
+      </w:r>
+      <w:r>
+        <w:rPr>
+          <w:rFonts w:ascii="Courier New" w:hAnsi="Courier New"/>
+        </w:rPr>
+        <w:t>Serial.read()</w:t>
+      </w:r>
+      <w:r>
+        <w:t xml:space="preserve"> cho thiết bị (Ví dụ gửi chữ '1' để bật đèn). Độ trễ của quá trình này chỉ khoảng vài chục milliseconds nhờ công nghệ WebSockets.</w:t>
+      </w:r>
+    </w:p>
+    <w:p/>
+    <w:p>
+      <w:r>
+        <w:br w:type="page"/>
+      </w:r>
+    </w:p>
+    <w:p/>
+    <w:p>
+      <w:r>
+        <w:t>&lt;a name="chuong-4"&gt;&lt;/a&gt;</w:t>
+      </w:r>
+    </w:p>
+    <w:p>
+      <w:pPr>
+        <w:pStyle w:val="Heading2"/>
+      </w:pPr>
+      <w:r>
+        <w:t>CHƯƠNG 4: HƯỚNG DẪN QUẢN TRỊ DÀNH CHO GIẢNG VIÊN</w:t>
+      </w:r>
+    </w:p>
+    <w:p/>
+    <w:p>
+      <w:r>
+        <w:t>Chương này dành cho Quản trị viên (Admin) / Giảng viên có quyền cao nhất để vận hành hệ thống thực hành.</w:t>
       </w:r>
     </w:p>
     <w:p/>
@@ -882,20 +1427,42 @@
         <w:pStyle w:val="Heading3"/>
       </w:pPr>
       <w:r>
-        <w:t>2.4. Khởi chạy bộ kiểm thử tự động (CI/CD)</w:t>
+        <w:t>4.1. Bảng điều khiển quản trị (Admin Dashboard)</w:t>
       </w:r>
     </w:p>
     <w:p>
       <w:r>
-        <w:t>Hệ thống trang bị bộ Unit test và Integration Test dùng Pytest (có hơn 5 kịch bản chuyên sâu kiểm tra an toàn bảo mật, chống hack). Để đảm bảo ứng dụng vận hành trơn tru:</w:t>
+        <w:t>Khi đăng nhập bằng tài khoản Admin, bạn sẽ thấy trang tổng quan chứa:</w:t>
       </w:r>
     </w:p>
     <w:p>
+      <w:pPr>
+        <w:pStyle w:val="ListBullet"/>
+      </w:pPr>
+      <w:r/>
       <w:r>
         <w:rPr>
-          <w:rFonts w:ascii="Courier New" w:hAnsi="Courier New"/>
+          <w:b/>
         </w:rPr>
-        <w:t>PYTHONPATH=. venv/bin/pytest tests/ -v</w:t>
+        <w:t>Thống kê tổng quát:</w:t>
+      </w:r>
+      <w:r>
+        <w:t xml:space="preserve"> Số lượng Sinh viên, Tổng số Code đã được biên dịch, Trạng thái hoạt động của Server.</w:t>
+      </w:r>
+    </w:p>
+    <w:p>
+      <w:pPr>
+        <w:pStyle w:val="ListBullet"/>
+      </w:pPr>
+      <w:r/>
+      <w:r>
+        <w:rPr>
+          <w:b/>
+        </w:rPr>
+        <w:t>Theo dõi Container:</w:t>
+      </w:r>
+      <w:r>
+        <w:t xml:space="preserve"> Danh sách các vùng chứa Docker (Sandbox) đang hoạt động, lượng RAM và CPU mà chúng chiếm dụng.</w:t>
       </w:r>
     </w:p>
     <w:p/>
@@ -904,7 +1471,63 @@
         <w:pStyle w:val="Heading3"/>
       </w:pPr>
       <w:r>
-        <w:t>2.5. Xử lý các sự cố khởi động</w:t>
+        <w:t>4.2. Cơ chế giải phóng tài nguyên (Garbage Collection)</w:t>
+      </w:r>
+    </w:p>
+    <w:p>
+      <w:r>
+        <w:t>Hệ thống sử dụng tài nguyên giới hạn, nên không thể mở vô hạn Sandbox.</w:t>
+      </w:r>
+    </w:p>
+    <w:p>
+      <w:pPr>
+        <w:pStyle w:val="ListBullet"/>
+      </w:pPr>
+      <w:r>
+        <w:t xml:space="preserve">Tính năng </w:t>
+      </w:r>
+      <w:r>
+        <w:rPr>
+          <w:b/>
+        </w:rPr>
+        <w:t>Container Garbage Collector</w:t>
+      </w:r>
+      <w:r>
+        <w:t xml:space="preserve"> được viết để tự động chạy ngầm.</w:t>
+      </w:r>
+    </w:p>
+    <w:p>
+      <w:pPr>
+        <w:pStyle w:val="ListBullet"/>
+      </w:pPr>
+      <w:r>
+        <w:t xml:space="preserve">Quét toàn bộ hệ thống định kỳ (Ví dụ mỗi 10 phút). Nếu phát hiện một sinh viên không có thao tác lưu file hoặc tương tác nào trong vòng </w:t>
+      </w:r>
+      <w:r>
+        <w:rPr>
+          <w:b/>
+        </w:rPr>
+        <w:t>2 tiếng</w:t>
+      </w:r>
+      <w:r>
+        <w:t>, hệ thống sẽ đóng gói Workspace và xóa (Kill) Container đó để thu hồi RAM. Lần sau sinh viên đăng nhập, một Container mới sẽ được cấp và khôi phục dữ liệu mã nguồn cũ.</w:t>
+      </w:r>
+    </w:p>
+    <w:p>
+      <w:pPr>
+        <w:pStyle w:val="ListBullet"/>
+      </w:pPr>
+      <w:r>
+        <w:t>Admin có nút bấm tắt Container thủ công tại giao diện nếu phát hiện sinh viên có dấu hiệu lợi dụng vòng lặp vô hạn làm đầy CPU.</w:t>
+      </w:r>
+    </w:p>
+    <w:p/>
+    <w:p>
+      <w:pPr>
+        <w:pStyle w:val="Heading3"/>
+      </w:pPr>
+      <w:r>
+        <w:t>4.3. Quản lý AI Grader</w:t>
       </w:r>
     </w:p>
     <w:p>
@@ -916,19 +1539,28 @@
         <w:rPr>
           <w:b/>
         </w:rPr>
-        <w:t>Lỗi Address in use</w:t>
-      </w:r>
-      <w:r>
-        <w:t xml:space="preserve">: Cổng 5000 đang được dùng bởi tiến trình khác. Chạy </w:t>
+        <w:t>Định cấu hình LLM (Language Model):</w:t>
+      </w:r>
+      <w:r>
+        <w:t xml:space="preserve"> Tại trang cấu hình, Admin có quyền thiết lập mặc định sử dụng </w:t>
       </w:r>
       <w:r>
         <w:rPr>
           <w:rFonts w:ascii="Courier New" w:hAnsi="Courier New"/>
         </w:rPr>
-        <w:t>fuser -k 5000/tcp</w:t>
-      </w:r>
-      <w:r>
-        <w:t xml:space="preserve"> để đóng tiến trình cũ.</w:t>
+        <w:t>Gemini 1.5 Pro</w:t>
+      </w:r>
+      <w:r>
+        <w:t xml:space="preserve"> (Mạnh nhất nhưng chậm) hoặc </w:t>
+      </w:r>
+      <w:r>
+        <w:rPr>
+          <w:rFonts w:ascii="Courier New" w:hAnsi="Courier New"/>
+        </w:rPr>
+        <w:t>Groq LLaMA 3</w:t>
+      </w:r>
+      <w:r>
+        <w:t xml:space="preserve"> (Siêu tốc độ nhưng phân tích ngắn hơn) cho toàn bộ sinh viên.</w:t>
       </w:r>
     </w:p>
     <w:p>
@@ -940,19 +1572,245 @@
         <w:rPr>
           <w:b/>
         </w:rPr>
-        <w:t>Lỗi không kết nối được Database</w:t>
-      </w:r>
-      <w:r>
-        <w:t xml:space="preserve">: Kiểm tra lại thông tin Host và Password trong tệp </w:t>
+        <w:t>AI Fallback:</w:t>
+      </w:r>
+      <w:r>
+        <w:t xml:space="preserve"> Hệ thống tự động xử lý khi có lỗi mạng từ Google, nó sẽ chuyển sang engine dự phòng Anthropic Claude một cách vô hình đối với người học. Admin có thể xem lịch sử Fallback này tại file Log.</w:t>
+      </w:r>
+    </w:p>
+    <w:p/>
+    <w:p>
+      <w:pPr>
+        <w:pStyle w:val="Heading3"/>
+      </w:pPr>
+      <w:r>
+        <w:t>4.4. Giám sát hệ thống với Prometheus / Grafana</w:t>
+      </w:r>
+    </w:p>
+    <w:p>
+      <w:pPr>
+        <w:pStyle w:val="ListNumber"/>
+      </w:pPr>
+      <w:r>
+        <w:t xml:space="preserve">Ứng dụng Flask tự động cung cấp lộ trình </w:t>
       </w:r>
       <w:r>
         <w:rPr>
           <w:rFonts w:ascii="Courier New" w:hAnsi="Courier New"/>
         </w:rPr>
-        <w:t>.env</w:t>
+        <w:t>/metrics</w:t>
       </w:r>
       <w:r>
         <w:t>.</w:t>
+      </w:r>
+    </w:p>
+    <w:p>
+      <w:pPr>
+        <w:pStyle w:val="ListNumber"/>
+      </w:pPr>
+      <w:r>
+        <w:t>Admin cài đặt Grafana và nhập dữ liệu từ hệ thống.</w:t>
+      </w:r>
+    </w:p>
+    <w:p>
+      <w:pPr>
+        <w:pStyle w:val="ListNumber"/>
+      </w:pPr>
+      <w:r>
+        <w:t>Bảng đồ thị của Grafana sẽ thể hiện trực quan: Tần suất gọi API của toàn trường, biểu đồ tải CPU theo giờ, tỷ lệ Biên dịch thành công/Thất bại, và thời gian phản hồi (Latency) trung bình.</w:t>
+      </w:r>
+    </w:p>
+    <w:p/>
+    <w:p>
+      <w:r>
+        <w:br w:type="page"/>
+      </w:r>
+    </w:p>
+    <w:p/>
+    <w:p>
+      <w:r>
+        <w:t>&lt;a name="chuong-5"&gt;&lt;/a&gt;</w:t>
+      </w:r>
+    </w:p>
+    <w:p>
+      <w:pPr>
+        <w:pStyle w:val="Heading2"/>
+      </w:pPr>
+      <w:r>
+        <w:t>CHƯƠNG 5: KIẾN TRÚC BẢO MẬT VÀ AN TOÀN HỆ THỐNG</w:t>
+      </w:r>
+    </w:p>
+    <w:p/>
+    <w:p>
+      <w:r>
+        <w:t>Vì hệ thống Lab trực tuyến cho phép sinh viên chạy code C/C++ trên Server, vấn đề bảo mật được thiết kế vô cùng nghiêm ngặt (Defense in Depth).</w:t>
+      </w:r>
+    </w:p>
+    <w:p/>
+    <w:p>
+      <w:pPr>
+        <w:pStyle w:val="Heading3"/>
+      </w:pPr>
+      <w:r>
+        <w:t>5.1. Chống Spam và Giới hạn truy cập (Rate Limiting)</w:t>
+      </w:r>
+    </w:p>
+    <w:p>
+      <w:pPr>
+        <w:pStyle w:val="ListBullet"/>
+      </w:pPr>
+      <w:r>
+        <w:t>Tích hợp bộ đếm giới hạn (Rate limit decorators). Sinh viên không thể dùng các tool spam click nút "Biên dịch". Giới hạn được đặt là 1 lần Biên dịch / 10 giây.</w:t>
+      </w:r>
+    </w:p>
+    <w:p>
+      <w:pPr>
+        <w:pStyle w:val="ListBullet"/>
+      </w:pPr>
+      <w:r>
+        <w:t>Tính năng này giúp các hàng đợi (Queue) không bị nghẽn, và bảo vệ CPU Server không bị treo do chạy Arduino CLI hàng loạt.</w:t>
+      </w:r>
+    </w:p>
+    <w:p/>
+    <w:p>
+      <w:pPr>
+        <w:pStyle w:val="Heading3"/>
+      </w:pPr>
+      <w:r>
+        <w:t>5.2. Chống lướt thư mục (Anti-Path Traversal)</w:t>
+      </w:r>
+    </w:p>
+    <w:p>
+      <w:pPr>
+        <w:pStyle w:val="ListBullet"/>
+      </w:pPr>
+      <w:r>
+        <w:t xml:space="preserve">Hàm bảo mật </w:t>
+      </w:r>
+      <w:r>
+        <w:rPr>
+          <w:rFonts w:ascii="Courier New" w:hAnsi="Courier New"/>
+        </w:rPr>
+        <w:t>safe_join()</w:t>
+      </w:r>
+      <w:r>
+        <w:t xml:space="preserve"> và bộ lọc API kiểm soát hoàn toàn việc ghi file. Bất kỳ nỗ lực nào gõ đường dẫn như </w:t>
+      </w:r>
+      <w:r>
+        <w:rPr>
+          <w:rFonts w:ascii="Courier New" w:hAnsi="Courier New"/>
+        </w:rPr>
+        <w:t>../../../etc/passwd</w:t>
+      </w:r>
+      <w:r>
+        <w:t xml:space="preserve"> để thoát khỏi thư mục Workspace và tấn công hệ điều hành của máy chủ đều bị vô hiệu hóa và trả về lỗi </w:t>
+      </w:r>
+      <w:r>
+        <w:rPr>
+          <w:rFonts w:ascii="Courier New" w:hAnsi="Courier New"/>
+        </w:rPr>
+        <w:t>403 Forbidden</w:t>
+      </w:r>
+      <w:r>
+        <w:t>.</w:t>
+      </w:r>
+    </w:p>
+    <w:p/>
+    <w:p>
+      <w:pPr>
+        <w:pStyle w:val="Heading3"/>
+      </w:pPr>
+      <w:r>
+        <w:t>5.3. Cách ly môi trường (Zero-Interference) và File Lockdown</w:t>
+      </w:r>
+    </w:p>
+    <w:p>
+      <w:pPr>
+        <w:pStyle w:val="ListBullet"/>
+      </w:pPr>
+      <w:r>
+        <w:t>Các Container không có quyền kết nối mạng lẫn nhau.</w:t>
+      </w:r>
+    </w:p>
+    <w:p>
+      <w:pPr>
+        <w:pStyle w:val="ListBullet"/>
+      </w:pPr>
+      <w:r>
+        <w:t>Các tệp tin cấu hình nhạy cảm bên trong Sandbox (như thư mục cấu hình hệ điều hành ảo) được chạy script khóa quyền (</w:t>
+      </w:r>
+      <w:r>
+        <w:rPr>
+          <w:rFonts w:ascii="Courier New" w:hAnsi="Courier New"/>
+        </w:rPr>
+        <w:t>chmod 400</w:t>
+      </w:r>
+      <w:r>
+        <w:t xml:space="preserve"> / Root Owned), sinh viên chỉ có quyền tương tác trong đúng thư mục bài tập của mình.</w:t>
+      </w:r>
+    </w:p>
+    <w:p/>
+    <w:p>
+      <w:pPr>
+        <w:pStyle w:val="Heading3"/>
+      </w:pPr>
+      <w:r>
+        <w:t>5.4. Bảo vệ phiên xác thực</w:t>
+      </w:r>
+    </w:p>
+    <w:p>
+      <w:pPr>
+        <w:pStyle w:val="ListBullet"/>
+      </w:pPr>
+      <w:r>
+        <w:t xml:space="preserve">Sử dụng chuẩn Cookie bảo mật cao nhất: </w:t>
+      </w:r>
+      <w:r>
+        <w:rPr>
+          <w:rFonts w:ascii="Courier New" w:hAnsi="Courier New"/>
+        </w:rPr>
+        <w:t>HttpOnly=True</w:t>
+      </w:r>
+      <w:r>
+        <w:t xml:space="preserve"> (Chống đánh cắp cookie bằng Javascript - XSS) và </w:t>
+      </w:r>
+      <w:r>
+        <w:rPr>
+          <w:rFonts w:ascii="Courier New" w:hAnsi="Courier New"/>
+        </w:rPr>
+        <w:t>SameSite=Lax</w:t>
+      </w:r>
+      <w:r>
+        <w:t xml:space="preserve"> (Chống tấn công giả mạo yêu cầu chéo trang - CSRF).</w:t>
+      </w:r>
+    </w:p>
+    <w:p/>
+    <w:p>
+      <w:r>
+        <w:br w:type="page"/>
+      </w:r>
+    </w:p>
+    <w:p/>
+    <w:p>
+      <w:r>
+        <w:t>&lt;a name="chuong-6"&gt;&lt;/a&gt;</w:t>
+      </w:r>
+    </w:p>
+    <w:p>
+      <w:pPr>
+        <w:pStyle w:val="Heading2"/>
+      </w:pPr>
+      <w:r>
+        <w:t>CHƯƠNG 6: XỬ LÝ SỰ CỐ VÀ CÂU HỎI THƯỜNG GẶP</w:t>
+      </w:r>
+    </w:p>
+    <w:p/>
+    <w:p>
+      <w:pPr>
+        <w:pStyle w:val="Heading3"/>
+      </w:pPr>
+      <w:r>
+        <w:t>6.1. Khắc phục sự cố Server</w:t>
       </w:r>
     </w:p>
     <w:p>
@@ -964,34 +1822,54 @@
         <w:rPr>
           <w:b/>
         </w:rPr>
-        <w:t>Không nạp được Code xuống Board vật lý</w:t>
-      </w:r>
-      <w:r>
-        <w:t xml:space="preserve">: Cần phân quyền lại cổng COM cho tài khoản đang chạy ứng dụng bằng lệnh </w:t>
+        <w:t>Lỗi "Address already in use" khi chạy app.py:</w:t>
+      </w:r>
+      <w:r/>
+    </w:p>
+    <w:p>
+      <w:r>
+        <w:t xml:space="preserve">  Có một tiến trình cũ đang bị treo. Khắc phục: </w:t>
+      </w:r>
+    </w:p>
+    <w:p>
+      <w:r>
+        <w:t xml:space="preserve">  </w:t>
       </w:r>
       <w:r>
         <w:rPr>
           <w:rFonts w:ascii="Courier New" w:hAnsi="Courier New"/>
         </w:rPr>
-        <w:t>sudo chmod 666 /dev/ttyUSB0</w:t>
-      </w:r>
-      <w:r>
-        <w:t xml:space="preserve"> (hoặc tên cổng tương ứng).</w:t>
+        <w:t>sudo fuser -k 5000/tcp</w:t>
+      </w:r>
+      <w:r>
+        <w:t xml:space="preserve"> để ép tắt cổng 5000 và khởi động lại.</w:t>
       </w:r>
     </w:p>
-    <w:p/>
-    <w:p>
-      <w:r>
-        <w:br w:type="page"/>
-      </w:r>
-    </w:p>
-    <w:p/>
     <w:p>
       <w:pPr>
-        <w:pStyle w:val="Heading2"/>
+        <w:pStyle w:val="ListBullet"/>
       </w:pPr>
-      <w:r>
-        <w:t>PHẦN 3. HƯỚNG DẪN SỬ DỤNG</w:t>
+      <w:r/>
+      <w:r>
+        <w:rPr>
+          <w:b/>
+        </w:rPr>
+        <w:t>Docker không thể phân bổ Sandbox:</w:t>
+      </w:r>
+      <w:r/>
+    </w:p>
+    <w:p>
+      <w:r>
+        <w:t xml:space="preserve">  Ổ cứng đầy hoặc cạn kiệt RAM. Chạy lệnh: </w:t>
+      </w:r>
+      <w:r>
+        <w:rPr>
+          <w:rFonts w:ascii="Courier New" w:hAnsi="Courier New"/>
+        </w:rPr>
+        <w:t>docker system prune -a</w:t>
+      </w:r>
+      <w:r>
+        <w:t xml:space="preserve"> để dọn dẹp các Image thừa mứa. Hoặc vào Admin Dashboard ấn "Dọn dẹp Container".</w:t>
       </w:r>
     </w:p>
     <w:p/>
@@ -1000,262 +1878,61 @@
         <w:pStyle w:val="Heading3"/>
       </w:pPr>
       <w:r>
-        <w:t>3.1. Hướng dẫn dành cho Sinh Viên / Người dùng</w:t>
+        <w:t>6.2. Lỗi biên dịch và phần cứng</w:t>
       </w:r>
     </w:p>
-    <w:p/>
     <w:p>
+      <w:pPr>
+        <w:pStyle w:val="ListBullet"/>
+      </w:pPr>
       <w:r/>
       <w:r>
         <w:rPr>
           <w:b/>
         </w:rPr>
-        <w:t>A. Đăng nhập và Điều hướng</w:t>
+        <w:t>Báo lỗi `avr-g++: command not found`:</w:t>
       </w:r>
       <w:r/>
     </w:p>
     <w:p>
-      <w:pPr>
-        <w:pStyle w:val="ListNumber"/>
-      </w:pPr>
-      <w:r>
-        <w:t xml:space="preserve">Mở trình duyệt, truy cập vào địa chỉ IP của phòng Lab (ví dụ: </w:t>
+      <w:r>
+        <w:t xml:space="preserve">  Do chưa cấu hình thư viện bảng mạch cho Arduino CLI. Hãy chạy lệnh thiết lập môi trường: </w:t>
       </w:r>
       <w:r>
         <w:rPr>
           <w:rFonts w:ascii="Courier New" w:hAnsi="Courier New"/>
         </w:rPr>
-        <w:t>http://192.168.1.100:5000</w:t>
-      </w:r>
-      <w:r>
-        <w:t xml:space="preserve"> hoặc IP nội bộ).</w:t>
+        <w:t>arduino-cli core install arduino:avr</w:t>
+      </w:r>
+      <w:r>
+        <w:t>.</w:t>
       </w:r>
     </w:p>
     <w:p>
       <w:pPr>
-        <w:pStyle w:val="ListNumber"/>
+        <w:pStyle w:val="ListBullet"/>
       </w:pPr>
-      <w:r>
-        <w:t>Đăng nhập bằng tên tài khoản (Username) và mật khẩu (Password) do giảng viên cung cấp.</w:t>
-      </w:r>
-    </w:p>
-    <w:p>
-      <w:pPr>
-        <w:pStyle w:val="ListNumber"/>
-      </w:pPr>
-      <w:r>
-        <w:t>Hệ thống sẽ xác thực và tự động chuyển hướng tới Không gian làm việc (User Dashboard).</w:t>
-      </w:r>
-    </w:p>
-    <w:p/>
-    <w:p>
       <w:r/>
       <w:r>
         <w:rPr>
           <w:b/>
         </w:rPr>
-        <w:t>B. Giao diện Cloud IDE &amp; Quản lý Workspace</w:t>
+        <w:t>Không thấy thiết bị khi Flash:</w:t>
       </w:r>
       <w:r/>
     </w:p>
     <w:p>
-      <w:pPr>
-        <w:pStyle w:val="ListNumber"/>
-      </w:pPr>
-      <w:r>
-        <w:t>Giao diện chính cung cấp cửa sổ soạn thảo mã nguồn trực tuyến chuyên nghiệp. Sinh viên không cần cài đặt bất kỳ phần mềm nào trên máy cá nhân.</w:t>
-      </w:r>
-    </w:p>
-    <w:p>
-      <w:pPr>
-        <w:pStyle w:val="ListNumber"/>
-      </w:pPr>
-      <w:r>
-        <w:t xml:space="preserve">Hệ thống ngầm cấp cho bạn một </w:t>
-      </w:r>
-      <w:r>
-        <w:rPr>
-          <w:b/>
-        </w:rPr>
-        <w:t>Docker Container (Sandbox)</w:t>
-      </w:r>
-      <w:r>
-        <w:t xml:space="preserve"> đóng vai trò như một chiếc máy tính ảo độc lập. Quá trình cô lập này (Zero-Interference) bảo vệ các sinh viên không thể làm ảnh hưởng tới không gian làm việc của nhau.</w:t>
-      </w:r>
-    </w:p>
-    <w:p>
-      <w:pPr>
-        <w:pStyle w:val="ListNumber"/>
-      </w:pPr>
-      <w:r>
-        <w:t xml:space="preserve">Soạn thảo mã </w:t>
+      <w:r>
+        <w:t xml:space="preserve">  Nếu nút Flash báo không có thiết bị, kiểm tra lại dây cáp vật lý. Nếu vẫn cắm, chạy quyền admin lại </w:t>
       </w:r>
       <w:r>
         <w:rPr>
           <w:rFonts w:ascii="Courier New" w:hAnsi="Courier New"/>
         </w:rPr>
-        <w:t>C/C++</w:t>
-      </w:r>
-      <w:r>
-        <w:t xml:space="preserve"> hoặc </w:t>
-      </w:r>
-      <w:r>
-        <w:rPr>
-          <w:rFonts w:ascii="Courier New" w:hAnsi="Courier New"/>
-        </w:rPr>
-        <w:t>.ino</w:t>
-      </w:r>
-      <w:r>
-        <w:t xml:space="preserve">. Hỗ trợ các thư viện cơ bản như DHT, LCD, MQTT. Nhấn </w:t>
-      </w:r>
-      <w:r>
-        <w:rPr>
-          <w:rFonts w:ascii="Courier New" w:hAnsi="Courier New"/>
-        </w:rPr>
-        <w:t>Ctrl + S</w:t>
-      </w:r>
-      <w:r>
-        <w:t xml:space="preserve"> hoặc nút </w:t>
-      </w:r>
-      <w:r>
-        <w:rPr>
-          <w:b/>
-        </w:rPr>
-        <w:t>Lưu</w:t>
-      </w:r>
-      <w:r>
-        <w:t xml:space="preserve"> để cập nhật file.</w:t>
-      </w:r>
-    </w:p>
-    <w:p/>
-    <w:p>
-      <w:r/>
-      <w:r>
-        <w:rPr>
-          <w:b/>
-        </w:rPr>
-        <w:t>C. Biên dịch (Compile) và Chấm điểm bởi AI (AI-Grader)</w:t>
-      </w:r>
-      <w:r/>
-    </w:p>
-    <w:p>
-      <w:pPr>
-        <w:pStyle w:val="ListNumber"/>
-      </w:pPr>
-      <w:r>
-        <w:t xml:space="preserve">Nhấn nút </w:t>
-      </w:r>
-      <w:r>
-        <w:rPr>
-          <w:b/>
-        </w:rPr>
-        <w:t>Biên dịch (Compile)</w:t>
-      </w:r>
-      <w:r>
-        <w:t>. Máy chủ sử dụng Arduino CLI để dịch mã, quá trình dịch sẽ được truyền trực tiếp về trình duyệt qua WebSockets.</w:t>
-      </w:r>
-    </w:p>
-    <w:p>
-      <w:pPr>
-        <w:pStyle w:val="ListNumber"/>
-      </w:pPr>
-      <w:r>
-        <w:t xml:space="preserve">Để chấm điểm, chọn tính năng </w:t>
-      </w:r>
-      <w:r>
-        <w:rPr>
-          <w:b/>
-        </w:rPr>
-        <w:t>Chấm bài tự động</w:t>
-      </w:r>
-      <w:r>
-        <w:t>.</w:t>
-      </w:r>
-    </w:p>
-    <w:p>
-      <w:pPr>
-        <w:pStyle w:val="ListNumber"/>
-      </w:pPr>
-      <w:r/>
-      <w:r>
-        <w:rPr>
-          <w:b/>
-        </w:rPr>
-        <w:t>Multi-LLM Grader</w:t>
-      </w:r>
-      <w:r>
-        <w:t xml:space="preserve"> phân tích tính đúng đắn của logic (Evidence-based Assessment) thông qua Google Gemini hoặc Claude/Groq.</w:t>
-      </w:r>
-    </w:p>
-    <w:p>
-      <w:pPr>
-        <w:pStyle w:val="ListNumber"/>
-      </w:pPr>
-      <w:r>
-        <w:t>Sinh viên sẽ nhận lại: Điểm số, gợi ý sửa lỗi logic và tối ưu mã nguồn (nếu có).</w:t>
-      </w:r>
-    </w:p>
-    <w:p>
-      <w:r/>
-      <w:r>
-        <w:rPr>
-          <w:i/>
-        </w:rPr>
-        <w:t>(Hệ thống tích hợp tính năng Fallback: nếu một API AI bị chậm hoặc quá tải, hệ thống tự nhảy sang dự phòng để không gián đoạn).</w:t>
-      </w:r>
-      <w:r/>
-    </w:p>
-    <w:p/>
-    <w:p>
-      <w:r/>
-      <w:r>
-        <w:rPr>
-          <w:b/>
-        </w:rPr>
-        <w:t>D. Nạp Firmware và tương tác Serial</w:t>
-      </w:r>
-      <w:r/>
-    </w:p>
-    <w:p>
-      <w:pPr>
-        <w:pStyle w:val="ListNumber"/>
-      </w:pPr>
-      <w:r>
-        <w:t>Nếu sử dụng phần cứng vật lý, chọn loại bo mạch tương ứng với bài tập (Arduino Uno / ESP32 / ESP8266) cùng cổng COM kết nối.</w:t>
-      </w:r>
-    </w:p>
-    <w:p>
-      <w:pPr>
-        <w:pStyle w:val="ListNumber"/>
-      </w:pPr>
-      <w:r>
-        <w:t xml:space="preserve">Nhấn nút </w:t>
-      </w:r>
-      <w:r>
-        <w:rPr>
-          <w:b/>
-        </w:rPr>
-        <w:t>Nạp Firmware (Flash)</w:t>
-      </w:r>
-      <w:r>
-        <w:t>.</w:t>
-      </w:r>
-    </w:p>
-    <w:p>
-      <w:pPr>
-        <w:pStyle w:val="ListNumber"/>
-      </w:pPr>
-      <w:r>
-        <w:t xml:space="preserve">Sau khi quá trình Flash hoàn tất, bảng </w:t>
-      </w:r>
-      <w:r>
-        <w:rPr>
-          <w:b/>
-        </w:rPr>
-        <w:t>Serial Monitor / Terminal</w:t>
-      </w:r>
-      <w:r>
-        <w:t xml:space="preserve"> sẽ hoạt động để nhận tín hiệu đầu ra hoặc tương tác với thiết bị với độ trễ thấp theo thời gian thực (Realtime).</w:t>
+        <w:t>sudo chmod 666 /dev/ttyUSB0</w:t>
+      </w:r>
+      <w:r>
+        <w:t xml:space="preserve"> và khởi động lại Hardware Manager Service.</w:t>
       </w:r>
     </w:p>
     <w:p/>
@@ -1264,129 +1941,7 @@
         <w:pStyle w:val="Heading3"/>
       </w:pPr>
       <w:r>
-        <w:t>3.2. Hướng dẫn dành cho Quản Trị Viên (Admin)</w:t>
-      </w:r>
-    </w:p>
-    <w:p/>
-    <w:p>
-      <w:r/>
-      <w:r>
-        <w:rPr>
-          <w:b/>
-        </w:rPr>
-        <w:t>A. Bảng Điều Khiển Quản Trị (Admin Dashboard)</w:t>
-      </w:r>
-      <w:r/>
-    </w:p>
-    <w:p>
-      <w:pPr>
-        <w:pStyle w:val="ListNumber"/>
-      </w:pPr>
-      <w:r>
-        <w:t xml:space="preserve">Đăng nhập tài khoản với quyền </w:t>
-      </w:r>
-      <w:r>
-        <w:rPr>
-          <w:rFonts w:ascii="Courier New" w:hAnsi="Courier New"/>
-        </w:rPr>
-        <w:t>admin</w:t>
-      </w:r>
-      <w:r>
-        <w:t xml:space="preserve"> để tự động truy cập vào bảng điều khiển.</w:t>
-      </w:r>
-    </w:p>
-    <w:p>
-      <w:pPr>
-        <w:pStyle w:val="ListNumber"/>
-      </w:pPr>
-      <w:r>
-        <w:t>Quản trị viên có thể xem các thông số hoạt động của server (qua Grafana tích hợp) như: Số người dùng online, tần suất biên dịch, bộ nhớ RAM khả dụng.</w:t>
-      </w:r>
-    </w:p>
-    <w:p/>
-    <w:p>
-      <w:r/>
-      <w:r>
-        <w:rPr>
-          <w:b/>
-        </w:rPr>
-        <w:t>B. Quản lý Vùng chứa và Tài Nguyên (Garbage Collection)</w:t>
-      </w:r>
-      <w:r/>
-    </w:p>
-    <w:p>
-      <w:pPr>
-        <w:pStyle w:val="ListBullet"/>
-      </w:pPr>
-      <w:r>
-        <w:t>Mỗi phiên đăng nhập tạo ra một Sandbox (Docker) ngốn một lượng RAM nhất định.</w:t>
-      </w:r>
-    </w:p>
-    <w:p>
-      <w:pPr>
-        <w:pStyle w:val="ListBullet"/>
-      </w:pPr>
-      <w:r>
-        <w:t xml:space="preserve">Cơ chế </w:t>
-      </w:r>
-      <w:r>
-        <w:rPr>
-          <w:b/>
-        </w:rPr>
-        <w:t>Garbage Collection (GC)</w:t>
-      </w:r>
-      <w:r>
-        <w:t xml:space="preserve"> chạy ngầm tự động dò tìm các Container "nhàn rỗi" (không có hoạt động trên 2 tiếng) và gỡ bỏ để tái sử dụng tài nguyên.</w:t>
-      </w:r>
-    </w:p>
-    <w:p>
-      <w:pPr>
-        <w:pStyle w:val="ListBullet"/>
-      </w:pPr>
-      <w:r>
-        <w:t>Quản trị viên cũng có thể Dừng/Xóa thủ công bất kỳ Container nào thông qua giao diện quản lý.</w:t>
-      </w:r>
-    </w:p>
-    <w:p/>
-    <w:p>
-      <w:r/>
-      <w:r>
-        <w:rPr>
-          <w:b/>
-        </w:rPr>
-        <w:t>C. Quản lý Bài tập và AI Config</w:t>
-      </w:r>
-      <w:r/>
-    </w:p>
-    <w:p>
-      <w:pPr>
-        <w:pStyle w:val="ListBullet"/>
-      </w:pPr>
-      <w:r>
-        <w:t>Quản lý Prompt (lời nhắc chuẩn) dùng cho hệ thống chấm bài.</w:t>
-      </w:r>
-    </w:p>
-    <w:p>
-      <w:pPr>
-        <w:pStyle w:val="ListBullet"/>
-      </w:pPr>
-      <w:r>
-        <w:t>Admin có quyền thay đổi các Engine chấm điểm ưu tiên để linh hoạt cân bằng giữa độ chính xác và chi phí (Ví dụ: Ưu tiên xài LLaMA 3 cho bài tập nhỏ hoặc ưu tiên Gemini Pro cho bài tập lớn liên quan đến IoT).</w:t>
-      </w:r>
-    </w:p>
-    <w:p/>
-    <w:p>
-      <w:pPr>
-        <w:pStyle w:val="Heading3"/>
-      </w:pPr>
-      <w:r>
-        <w:t>3.3. Các cơ chế bảo mật và tối ưu (Anti-Abuse)</w:t>
-      </w:r>
-    </w:p>
-    <w:p/>
-    <w:p>
-      <w:r>
-        <w:t>Hệ thống được thiết lập một loạt các tiêu chuẩn an toàn cấp doanh nghiệp để đảm bảo không bị quá tải hay sập bởi sự tấn công vô tình (hoặc cố ý) từ người dùng.</w:t>
+        <w:t>6.3. Câu hỏi thường gặp từ Sinh Viên (FAQ)</w:t>
       </w:r>
     </w:p>
     <w:p>
@@ -1398,28 +1953,49 @@
         <w:rPr>
           <w:b/>
         </w:rPr>
-        <w:t>Rate Limiting (Giới hạn truy cập)</w:t>
-      </w:r>
-      <w:r>
-        <w:t xml:space="preserve">: Cơ chế chống Spam click áp dụng ở tính năng </w:t>
+        <w:t>Q: Tại sao tôi không lưu được file .cpp?</w:t>
+      </w:r>
+      <w:r/>
+    </w:p>
+    <w:p>
+      <w:r>
+        <w:t xml:space="preserve">  A: Hệ thống định cấu hình an toàn cho phép các định dạng </w:t>
       </w:r>
       <w:r>
         <w:rPr>
-          <w:i/>
+          <w:rFonts w:ascii="Courier New" w:hAnsi="Courier New"/>
         </w:rPr>
-        <w:t>Biên dịch</w:t>
-      </w:r>
-      <w:r>
-        <w:t xml:space="preserve"> và </w:t>
+        <w:t>.ino</w:t>
+      </w:r>
+      <w:r>
+        <w:t xml:space="preserve">, </w:t>
       </w:r>
       <w:r>
         <w:rPr>
-          <w:i/>
+          <w:rFonts w:ascii="Courier New" w:hAnsi="Courier New"/>
         </w:rPr>
-        <w:t>Chấm điểm AI</w:t>
-      </w:r>
-      <w:r>
-        <w:t xml:space="preserve"> (mỗi người dùng bị khóa 10 giây giữa các lần nhấn) để Server không bị nghẽn mạng.</w:t>
+        <w:t>.c</w:t>
+      </w:r>
+      <w:r>
+        <w:t xml:space="preserve">, </w:t>
+      </w:r>
+      <w:r>
+        <w:rPr>
+          <w:rFonts w:ascii="Courier New" w:hAnsi="Courier New"/>
+        </w:rPr>
+        <w:t>.cpp</w:t>
+      </w:r>
+      <w:r>
+        <w:t xml:space="preserve">, </w:t>
+      </w:r>
+      <w:r>
+        <w:rPr>
+          <w:rFonts w:ascii="Courier New" w:hAnsi="Courier New"/>
+        </w:rPr>
+        <w:t>.h</w:t>
+      </w:r>
+      <w:r>
+        <w:t>. Tên file không được chứa ký tự đặc biệt hoặc khoảng trắng. Đảm bảo tên file chỉ gồm chữ, số và dấu gạch dưới.</w:t>
       </w:r>
     </w:p>
     <w:p>
@@ -1431,68 +2007,30 @@
         <w:rPr>
           <w:b/>
         </w:rPr>
-        <w:t>Anti-Path Traversal</w:t>
-      </w:r>
-      <w:r>
-        <w:t>: Hệ thống rào cứng các lệnh thao tác tập tin. Sinh viên không thể đọc hoặc chỉnh sửa tập tin bên ngoài giới hạn thư mục cá nhân.</w:t>
-      </w:r>
+        <w:t>Q: Chấm bằng AI cứ báo lỗi Rate Limit?</w:t>
+      </w:r>
+      <w:r/>
     </w:p>
     <w:p>
-      <w:pPr>
-        <w:pStyle w:val="ListBullet"/>
-      </w:pPr>
-      <w:r/>
-      <w:r>
-        <w:rPr>
-          <w:b/>
-        </w:rPr>
-        <w:t>File Lockdown</w:t>
-      </w:r>
-      <w:r>
-        <w:t xml:space="preserve">: Các tập tin cấu hình quan trọng bên trong Sandbox (như </w:t>
-      </w:r>
-      <w:r>
-        <w:rPr>
-          <w:rFonts w:ascii="Courier New" w:hAnsi="Courier New"/>
-        </w:rPr>
-        <w:t>.bashrc</w:t>
-      </w:r>
-      <w:r>
-        <w:t xml:space="preserve"> của Terminal) sẽ bị đặt vào chế độ Read-Only, ngăn chặn việc phá hoại môi trường.</w:t>
+      <w:r>
+        <w:t xml:space="preserve">  A: Do khóa API miễn phí bị quá tải từ nhà cung cấp. Hãy chờ khoảng 30 giây rồi thử lại, hệ thống sẽ tự động điều hướng sang AI dự phòng.</w:t>
+      </w:r>
+    </w:p>
+    <w:p/>
+    <w:p>
+      <w:r>
+        <w:br w:type="page"/>
       </w:r>
     </w:p>
     <w:p>
-      <w:pPr>
-        <w:pStyle w:val="ListBullet"/>
-      </w:pPr>
       <w:r/>
       <w:r>
         <w:rPr>
-          <w:b/>
+          <w:i/>
         </w:rPr>
-        <w:t>Bảo mật phiên đăng nhập (Cookies)</w:t>
-      </w:r>
-      <w:r>
-        <w:t xml:space="preserve">: Sử dụng cấu hình </w:t>
-      </w:r>
-      <w:r>
-        <w:rPr>
-          <w:rFonts w:ascii="Courier New" w:hAnsi="Courier New"/>
-        </w:rPr>
-        <w:t>HttpOnly</w:t>
-      </w:r>
-      <w:r>
-        <w:t xml:space="preserve"> và </w:t>
-      </w:r>
-      <w:r>
-        <w:rPr>
-          <w:rFonts w:ascii="Courier New" w:hAnsi="Courier New"/>
-        </w:rPr>
-        <w:t>SameSite=Lax</w:t>
-      </w:r>
-      <w:r>
-        <w:t xml:space="preserve"> để chặn hoàn toàn mã độc từ phía Client (chống XSS và CSRF) lấy cắp quyền đăng nhập.</w:t>
-      </w:r>
+        <w:t>(Hết tài liệu Hướng dẫn sử dụng)</w:t>
+      </w:r>
+      <w:r/>
     </w:p>
     <w:p/>
     <w:sectPr>
